--- a/Assignment_9/Assignment_9.docx
+++ b/Assignment_9/Assignment_9.docx
@@ -1,69 +1,112 @@
 
 <file path=word/document.xml><?xml version="1.0" encoding="utf-8"?>
-<w:document xmlns:mc="http://schemas.openxmlformats.org/markup-compatibility/2006" xmlns:o="urn:schemas-microsoft-com:office:office" xmlns:r="http://schemas.openxmlformats.org/officeDocument/2006/relationships" xmlns:m="http://schemas.openxmlformats.org/officeDocument/2006/math" xmlns:v="urn:schemas-microsoft-com:vml" xmlns:wp="http://schemas.openxmlformats.org/drawingml/2006/wordprocessingDrawing" xmlns:w10="urn:schemas-microsoft-com:office:word" xmlns:w="http://schemas.openxmlformats.org/wordprocessingml/2006/main" xmlns:wne="http://schemas.microsoft.com/office/word/2006/wordml" xmlns:sl="http://schemas.openxmlformats.org/schemaLibrary/2006/main" xmlns:a="http://schemas.openxmlformats.org/drawingml/2006/main" xmlns:pic="http://schemas.openxmlformats.org/drawingml/2006/picture" xmlns:c="http://schemas.openxmlformats.org/drawingml/2006/chart" xmlns:lc="http://schemas.openxmlformats.org/drawingml/2006/lockedCanvas" xmlns:dgm="http://schemas.openxmlformats.org/drawingml/2006/diagram" xmlns:wps="http://schemas.microsoft.com/office/word/2010/wordprocessingShape" xmlns:wpg="http://schemas.microsoft.com/office/word/2010/wordprocessingGroup" xmlns:w14="http://schemas.microsoft.com/office/word/2010/wordml" xmlns:w15="http://schemas.microsoft.com/office/word/2012/wordml" xmlns:w16="http://schemas.microsoft.com/office/word/2018/wordml" xmlns:w16cex="http://schemas.microsoft.com/office/word/2018/wordml/cex" xmlns:w16cid="http://schemas.microsoft.com/office/word/2016/wordml/cid" xmlns="http://schemas.microsoft.com/office/tasks/2019/documenttasks" xmlns:cr="http://schemas.microsoft.com/office/comments/2020/reactions">
+<w:document xmlns:wpc="http://schemas.microsoft.com/office/word/2010/wordprocessingCanvas" xmlns:cx="http://schemas.microsoft.com/office/drawing/2014/chartex" xmlns:cx1="http://schemas.microsoft.com/office/drawing/2015/9/8/chartex" xmlns:cx2="http://schemas.microsoft.com/office/drawing/2015/10/21/chartex" xmlns:cx3="http://schemas.microsoft.com/office/drawing/2016/5/9/chartex" xmlns:cx4="http://schemas.microsoft.com/office/drawing/2016/5/10/chartex" xmlns:cx5="http://schemas.microsoft.com/office/drawing/2016/5/11/chartex" xmlns:cx6="http://schemas.microsoft.com/office/drawing/2016/5/12/chartex" xmlns:cx7="http://schemas.microsoft.com/office/drawing/2016/5/13/chartex" xmlns:cx8="http://schemas.microsoft.com/office/drawing/2016/5/14/chartex" xmlns:mc="http://schemas.openxmlformats.org/markup-compatibility/2006" xmlns:aink="http://schemas.microsoft.com/office/drawing/2016/ink" xmlns:am3d="http://schemas.microsoft.com/office/drawing/2017/model3d" xmlns:o="urn:schemas-microsoft-com:office:office" xmlns:oel="http://schemas.microsoft.com/office/2019/extlst" xmlns:r="http://schemas.openxmlformats.org/officeDocument/2006/relationships" xmlns:m="http://schemas.openxmlformats.org/officeDocument/2006/math" xmlns:v="urn:schemas-microsoft-com:vml" xmlns:wp14="http://schemas.microsoft.com/office/word/2010/wordprocessingDrawing" xmlns:wp="http://schemas.openxmlformats.org/drawingml/2006/wordprocessingDrawing" xmlns:w10="urn:schemas-microsoft-com:office:word" xmlns:w="http://schemas.openxmlformats.org/wordprocessingml/2006/main" xmlns:w14="http://schemas.microsoft.com/office/word/2010/wordml" xmlns:w15="http://schemas.microsoft.com/office/word/2012/wordml" xmlns:w16cex="http://schemas.microsoft.com/office/word/2018/wordml/cex" xmlns:w16cid="http://schemas.microsoft.com/office/word/2016/wordml/cid" xmlns:w16="http://schemas.microsoft.com/office/word/2018/wordml" xmlns:w16du="http://schemas.microsoft.com/office/word/2023/wordml/word16du" xmlns:w16sdtdh="http://schemas.microsoft.com/office/word/2020/wordml/sdtdatahash" xmlns:w16sdtfl="http://schemas.microsoft.com/office/word/2024/wordml/sdtformatlock" xmlns:w16se="http://schemas.microsoft.com/office/word/2015/wordml/symex" xmlns:wpg="http://schemas.microsoft.com/office/word/2010/wordprocessingGroup" xmlns:wpi="http://schemas.microsoft.com/office/word/2010/wordprocessingInk" xmlns:wne="http://schemas.microsoft.com/office/word/2006/wordml" xmlns:wps="http://schemas.microsoft.com/office/word/2010/wordprocessingShape" mc:Ignorable="w14 w15 w16se w16cid w16 w16cex w16sdtdh w16sdtfl w16du wp14">
   <w:body>
     <w:p>
       <w:pPr>
         <w:pStyle w:val="Heading1"/>
         <w:keepNext w:val="0"/>
         <w:keepLines w:val="0"/>
-        <w:spacing w:before="480" w:lineRule="auto"/>
-        <w:rPr>
-          <w:rFonts w:ascii="Times New Roman" w:cs="Times New Roman" w:eastAsia="Times New Roman" w:hAnsi="Times New Roman"/>
-          <w:b w:val="1"/>
-          <w:bCs w:val="1"/>
+        <w:spacing w:before="480"/>
+        <w:rPr>
+          <w:rFonts w:ascii="Times New Roman" w:eastAsia="Times New Roman" w:hAnsi="Times New Roman" w:cs="Times New Roman"/>
+          <w:b/>
+          <w:bCs/>
           <w:sz w:val="22"/>
           <w:szCs w:val="22"/>
         </w:rPr>
       </w:pPr>
-      <w:bookmarkStart w:colFirst="0" w:colLast="0" w:name="_see8lpdmtq8z" w:id="0"/>
+      <w:bookmarkStart w:id="0" w:name="_see8lpdmtq8z" w:colFirst="0" w:colLast="0"/>
       <w:bookmarkEnd w:id="0"/>
       <w:r>
         <w:rPr>
-          <w:rFonts w:ascii="Times New Roman" w:cs="Times New Roman" w:eastAsia="Times New Roman" w:hAnsi="Times New Roman"/>
-          <w:b w:val="1"/>
-          <w:bCs w:val="1"/>
+          <w:rFonts w:ascii="Times New Roman" w:eastAsia="Times New Roman" w:hAnsi="Times New Roman" w:cs="Times New Roman"/>
+          <w:b/>
+          <w:bCs/>
           <w:sz w:val="22"/>
           <w:szCs w:val="22"/>
-          <w:rtl w:val="0"/>
-        </w:rPr>
-        <w:t xml:space="preserve">Name - Manaswi Shekokar</w:t>
-      </w:r>
-    </w:p>
-    <w:p>
-      <w:pPr>
-        <w:rPr>
-          <w:rFonts w:ascii="Times New Roman" w:cs="Times New Roman" w:eastAsia="Times New Roman" w:hAnsi="Times New Roman"/>
-          <w:b w:val="1"/>
-          <w:bCs w:val="1"/>
-        </w:rPr>
-      </w:pPr>
-      <w:r>
-        <w:rPr>
-          <w:rFonts w:ascii="Times New Roman" w:cs="Times New Roman" w:eastAsia="Times New Roman" w:hAnsi="Times New Roman"/>
-          <w:b w:val="1"/>
-          <w:bCs w:val="1"/>
-          <w:rtl w:val="0"/>
-        </w:rPr>
-        <w:t xml:space="preserve">PRN  - 22310637</w:t>
-      </w:r>
-    </w:p>
-    <w:p>
-      <w:pPr>
-        <w:rPr>
-          <w:rFonts w:ascii="Times New Roman" w:cs="Times New Roman" w:eastAsia="Times New Roman" w:hAnsi="Times New Roman"/>
-          <w:b w:val="1"/>
-          <w:bCs w:val="1"/>
-        </w:rPr>
-      </w:pPr>
-      <w:r>
-        <w:rPr>
-          <w:rFonts w:ascii="Times New Roman" w:cs="Times New Roman" w:eastAsia="Times New Roman" w:hAnsi="Times New Roman"/>
-          <w:b w:val="1"/>
-          <w:bCs w:val="1"/>
-          <w:rtl w:val="0"/>
-        </w:rPr>
-        <w:t xml:space="preserve">Roll No - 382024</w:t>
+        </w:rPr>
+        <w:t xml:space="preserve">Name </w:t>
+      </w:r>
+      <w:r>
+        <w:rPr>
+          <w:rFonts w:ascii="Times New Roman" w:eastAsia="Times New Roman" w:hAnsi="Times New Roman" w:cs="Times New Roman"/>
+          <w:b/>
+          <w:bCs/>
+          <w:sz w:val="22"/>
+          <w:szCs w:val="22"/>
+        </w:rPr>
+        <w:t>–</w:t>
+      </w:r>
+      <w:r>
+        <w:rPr>
+          <w:rFonts w:ascii="Times New Roman" w:eastAsia="Times New Roman" w:hAnsi="Times New Roman" w:cs="Times New Roman"/>
+          <w:b/>
+          <w:bCs/>
+          <w:sz w:val="22"/>
+          <w:szCs w:val="22"/>
+        </w:rPr>
+        <w:t xml:space="preserve"> </w:t>
+      </w:r>
+      <w:r>
+        <w:rPr>
+          <w:rFonts w:ascii="Times New Roman" w:eastAsia="Times New Roman" w:hAnsi="Times New Roman" w:cs="Times New Roman"/>
+          <w:b/>
+          <w:bCs/>
+          <w:sz w:val="22"/>
+          <w:szCs w:val="22"/>
+        </w:rPr>
+        <w:t>Arnav Ashish Gilankar</w:t>
+      </w:r>
+    </w:p>
+    <w:p>
+      <w:pPr>
+        <w:rPr>
+          <w:rFonts w:ascii="Times New Roman" w:eastAsia="Times New Roman" w:hAnsi="Times New Roman" w:cs="Times New Roman"/>
+          <w:b/>
+          <w:bCs/>
+        </w:rPr>
+      </w:pPr>
+      <w:r>
+        <w:rPr>
+          <w:rFonts w:ascii="Times New Roman" w:eastAsia="Times New Roman" w:hAnsi="Times New Roman" w:cs="Times New Roman"/>
+          <w:b/>
+          <w:bCs/>
+        </w:rPr>
+        <w:t xml:space="preserve">PRN  - </w:t>
+      </w:r>
+      <w:r>
+        <w:rPr>
+          <w:rFonts w:ascii="Times New Roman" w:eastAsia="Times New Roman" w:hAnsi="Times New Roman" w:cs="Times New Roman"/>
+          <w:b/>
+          <w:bCs/>
+        </w:rPr>
+        <w:t>22311644</w:t>
+      </w:r>
+    </w:p>
+    <w:p>
+      <w:pPr>
+        <w:rPr>
+          <w:rFonts w:ascii="Times New Roman" w:eastAsia="Times New Roman" w:hAnsi="Times New Roman" w:cs="Times New Roman"/>
+          <w:b/>
+          <w:bCs/>
+        </w:rPr>
+      </w:pPr>
+      <w:r>
+        <w:rPr>
+          <w:rFonts w:ascii="Times New Roman" w:eastAsia="Times New Roman" w:hAnsi="Times New Roman" w:cs="Times New Roman"/>
+          <w:b/>
+          <w:bCs/>
+        </w:rPr>
+        <w:t>Roll No - 3820</w:t>
+      </w:r>
+      <w:r>
+        <w:rPr>
+          <w:rFonts w:ascii="Times New Roman" w:eastAsia="Times New Roman" w:hAnsi="Times New Roman" w:cs="Times New Roman"/>
+          <w:b/>
+          <w:bCs/>
+        </w:rPr>
+        <w:t>52</w:t>
       </w:r>
     </w:p>
     <w:p>
@@ -71,28 +114,27 @@
         <w:pStyle w:val="Heading1"/>
         <w:keepNext w:val="0"/>
         <w:keepLines w:val="0"/>
-        <w:spacing w:before="480" w:lineRule="auto"/>
+        <w:spacing w:before="480"/>
         <w:jc w:val="center"/>
         <w:rPr>
-          <w:rFonts w:ascii="Times New Roman" w:cs="Times New Roman" w:eastAsia="Times New Roman" w:hAnsi="Times New Roman"/>
-          <w:b w:val="1"/>
-          <w:bCs w:val="1"/>
+          <w:rFonts w:ascii="Times New Roman" w:eastAsia="Times New Roman" w:hAnsi="Times New Roman" w:cs="Times New Roman"/>
+          <w:b/>
+          <w:bCs/>
           <w:sz w:val="22"/>
           <w:szCs w:val="22"/>
         </w:rPr>
       </w:pPr>
-      <w:bookmarkStart w:colFirst="0" w:colLast="0" w:name="_e6wdhommafh3" w:id="1"/>
+      <w:bookmarkStart w:id="1" w:name="_e6wdhommafh3" w:colFirst="0" w:colLast="0"/>
       <w:bookmarkEnd w:id="1"/>
       <w:r>
         <w:rPr>
-          <w:rFonts w:ascii="Times New Roman" w:cs="Times New Roman" w:eastAsia="Times New Roman" w:hAnsi="Times New Roman"/>
-          <w:b w:val="1"/>
-          <w:bCs w:val="1"/>
+          <w:rFonts w:ascii="Times New Roman" w:eastAsia="Times New Roman" w:hAnsi="Times New Roman" w:cs="Times New Roman"/>
+          <w:b/>
+          <w:bCs/>
           <w:sz w:val="22"/>
           <w:szCs w:val="22"/>
-          <w:rtl w:val="0"/>
-        </w:rPr>
-        <w:t xml:space="preserve">Assignment-9</w:t>
+        </w:rPr>
+        <w:t>Assignment-9</w:t>
       </w:r>
     </w:p>
     <w:p>
@@ -100,181 +142,186 @@
         <w:pStyle w:val="Heading1"/>
         <w:keepNext w:val="0"/>
         <w:keepLines w:val="0"/>
-        <w:spacing w:before="480" w:lineRule="auto"/>
-        <w:rPr>
-          <w:rFonts w:ascii="Times New Roman" w:cs="Times New Roman" w:eastAsia="Times New Roman" w:hAnsi="Times New Roman"/>
-          <w:b w:val="1"/>
-          <w:bCs w:val="1"/>
+        <w:spacing w:before="480"/>
+        <w:rPr>
+          <w:rFonts w:ascii="Times New Roman" w:eastAsia="Times New Roman" w:hAnsi="Times New Roman" w:cs="Times New Roman"/>
+          <w:b/>
+          <w:bCs/>
           <w:sz w:val="22"/>
           <w:szCs w:val="22"/>
         </w:rPr>
       </w:pPr>
-      <w:bookmarkStart w:colFirst="0" w:colLast="0" w:name="_f5oraf3y4o2d" w:id="2"/>
+      <w:bookmarkStart w:id="2" w:name="_f5oraf3y4o2d" w:colFirst="0" w:colLast="0"/>
       <w:bookmarkEnd w:id="2"/>
       <w:r>
         <w:rPr>
-          <w:rFonts w:ascii="Times New Roman" w:cs="Times New Roman" w:eastAsia="Times New Roman" w:hAnsi="Times New Roman"/>
-          <w:b w:val="1"/>
-          <w:bCs w:val="1"/>
+          <w:rFonts w:ascii="Times New Roman" w:eastAsia="Times New Roman" w:hAnsi="Times New Roman" w:cs="Times New Roman"/>
+          <w:b/>
+          <w:bCs/>
           <w:sz w:val="22"/>
           <w:szCs w:val="22"/>
-          <w:rtl w:val="0"/>
-        </w:rPr>
-        <w:t xml:space="preserve">Sentiment Analysis for Indian Language</w:t>
-      </w:r>
-    </w:p>
-    <w:p>
-      <w:pPr>
-        <w:spacing w:after="240" w:before="240" w:lineRule="auto"/>
-        <w:rPr>
-          <w:rFonts w:ascii="Times New Roman" w:cs="Times New Roman" w:eastAsia="Times New Roman" w:hAnsi="Times New Roman"/>
-        </w:rPr>
-      </w:pPr>
-      <w:r>
-        <w:rPr>
-          <w:rFonts w:ascii="Times New Roman" w:cs="Times New Roman" w:eastAsia="Times New Roman" w:hAnsi="Times New Roman"/>
-          <w:rtl w:val="0"/>
-        </w:rPr>
-        <w:t xml:space="preserve">Sentiment Analysis is a Natural Language Processing (NLP) technique used to determine the emotional tone or opinion expressed in text. It identifies whether the text expresses a positive, negative, or neutral sentiment.</w:t>
-      </w:r>
-    </w:p>
-    <w:p>
-      <w:pPr>
-        <w:spacing w:after="240" w:before="240" w:lineRule="auto"/>
-        <w:rPr>
-          <w:rFonts w:ascii="Times New Roman" w:cs="Times New Roman" w:eastAsia="Times New Roman" w:hAnsi="Times New Roman"/>
-        </w:rPr>
-      </w:pPr>
-      <w:r>
-        <w:rPr>
-          <w:rFonts w:ascii="Times New Roman" w:cs="Times New Roman" w:eastAsia="Times New Roman" w:hAnsi="Times New Roman"/>
-          <w:rtl w:val="0"/>
-        </w:rPr>
-        <w:t xml:space="preserve">When sentiment analysis is applied to Indian languages</w:t>
-      </w:r>
-      <w:r>
-        <w:rPr>
-          <w:rFonts w:ascii="Times New Roman" w:cs="Times New Roman" w:eastAsia="Times New Roman" w:hAnsi="Times New Roman"/>
-          <w:b w:val="1"/>
-          <w:bCs w:val="1"/>
-          <w:rtl w:val="0"/>
+        </w:rPr>
+        <w:t>Sentiment Analysis for Indian Language</w:t>
+      </w:r>
+    </w:p>
+    <w:p>
+      <w:pPr>
+        <w:spacing w:before="240" w:after="240"/>
+        <w:rPr>
+          <w:rFonts w:ascii="Times New Roman" w:eastAsia="Times New Roman" w:hAnsi="Times New Roman" w:cs="Times New Roman"/>
+        </w:rPr>
+      </w:pPr>
+      <w:r>
+        <w:rPr>
+          <w:rFonts w:ascii="Times New Roman" w:eastAsia="Times New Roman" w:hAnsi="Times New Roman" w:cs="Times New Roman"/>
+        </w:rPr>
+        <w:t>Sentiment Analysis is a Natural Language Processing (NLP) technique used to determine the emotional tone or opinion expressed in text. It identifies whether the text expresses a positive, negative, or neutral sentiment.</w:t>
+      </w:r>
+    </w:p>
+    <w:p>
+      <w:pPr>
+        <w:spacing w:before="240" w:after="240"/>
+        <w:rPr>
+          <w:rFonts w:ascii="Times New Roman" w:eastAsia="Times New Roman" w:hAnsi="Times New Roman" w:cs="Times New Roman"/>
+        </w:rPr>
+      </w:pPr>
+      <w:r>
+        <w:rPr>
+          <w:rFonts w:ascii="Times New Roman" w:eastAsia="Times New Roman" w:hAnsi="Times New Roman" w:cs="Times New Roman"/>
+        </w:rPr>
+        <w:t>When sentiment analysis is applied to Indian languages</w:t>
+      </w:r>
+      <w:r>
+        <w:rPr>
+          <w:rFonts w:ascii="Times New Roman" w:eastAsia="Times New Roman" w:hAnsi="Times New Roman" w:cs="Times New Roman"/>
+          <w:b/>
+          <w:bCs/>
         </w:rPr>
         <w:t xml:space="preserve"> </w:t>
       </w:r>
       <w:r>
         <w:rPr>
-          <w:rFonts w:ascii="Times New Roman" w:cs="Times New Roman" w:eastAsia="Times New Roman" w:hAnsi="Times New Roman"/>
-          <w:rtl w:val="0"/>
-        </w:rPr>
-        <w:t xml:space="preserve">such as Hindi, Marathi, Tamil, or Telugu, it helps understand opinions expressed in those languages on platforms like social media, product reviews, and news comments.</w:t>
-      </w:r>
-    </w:p>
-    <w:p>
-      <w:pPr>
-        <w:spacing w:after="240" w:before="240" w:lineRule="auto"/>
-        <w:rPr>
-          <w:rFonts w:ascii="Times New Roman" w:cs="Times New Roman" w:eastAsia="Times New Roman" w:hAnsi="Times New Roman"/>
-        </w:rPr>
-      </w:pPr>
-      <w:r>
-        <w:rPr>
-          <w:rFonts w:ascii="Times New Roman" w:cs="Times New Roman" w:eastAsia="Times New Roman" w:hAnsi="Times New Roman"/>
-          <w:rtl w:val="0"/>
-        </w:rPr>
-        <w:t xml:space="preserve">Example (Hindi):</w:t>
-      </w:r>
-    </w:p>
-    <w:p>
-      <w:pPr>
-        <w:spacing w:after="240" w:before="240" w:lineRule="auto"/>
-        <w:rPr>
-          <w:rFonts w:ascii="Times New Roman" w:cs="Times New Roman" w:eastAsia="Times New Roman" w:hAnsi="Times New Roman"/>
-          <w:b w:val="1"/>
-          <w:bCs w:val="1"/>
-        </w:rPr>
-      </w:pPr>
-      <w:r>
-        <w:rPr>
-          <w:rFonts w:ascii="Times New Roman" w:cs="Times New Roman" w:eastAsia="Times New Roman" w:hAnsi="Times New Roman"/>
-          <w:rtl w:val="0"/>
-        </w:rPr>
-        <w:t xml:space="preserve">Sentence:</w:t>
-        <w:br w:type="textWrapping"/>
+          <w:rFonts w:ascii="Times New Roman" w:eastAsia="Times New Roman" w:hAnsi="Times New Roman" w:cs="Times New Roman"/>
+        </w:rPr>
+        <w:t>such as Hindi, Marathi, Tamil, or Telugu, it helps understand opinions expressed in those languages on platforms like social media, product reviews, and news comments.</w:t>
+      </w:r>
+    </w:p>
+    <w:p>
+      <w:pPr>
+        <w:spacing w:before="240" w:after="240"/>
+        <w:rPr>
+          <w:rFonts w:ascii="Times New Roman" w:eastAsia="Times New Roman" w:hAnsi="Times New Roman" w:cs="Times New Roman"/>
+        </w:rPr>
+      </w:pPr>
+      <w:r>
+        <w:rPr>
+          <w:rFonts w:ascii="Times New Roman" w:eastAsia="Times New Roman" w:hAnsi="Times New Roman" w:cs="Times New Roman"/>
+        </w:rPr>
+        <w:t>Example (Hindi):</w:t>
+      </w:r>
+    </w:p>
+    <w:p>
+      <w:pPr>
+        <w:spacing w:before="240" w:after="240"/>
+        <w:rPr>
+          <w:rFonts w:ascii="Times New Roman" w:eastAsia="Times New Roman" w:hAnsi="Times New Roman" w:cs="Times New Roman"/>
+          <w:b/>
+          <w:bCs/>
+        </w:rPr>
+      </w:pPr>
+      <w:r>
+        <w:rPr>
+          <w:rFonts w:ascii="Times New Roman" w:eastAsia="Times New Roman" w:hAnsi="Times New Roman" w:cs="Times New Roman"/>
+        </w:rPr>
+        <w:t>Sentence:</w:t>
+      </w:r>
+      <w:r>
+        <w:rPr>
+          <w:rFonts w:ascii="Times New Roman" w:eastAsia="Times New Roman" w:hAnsi="Times New Roman" w:cs="Times New Roman"/>
+        </w:rPr>
+        <w:br/>
         <w:t xml:space="preserve"> </w:t>
       </w:r>
       <w:r>
         <w:rPr>
-          <w:rFonts w:ascii="Baloo" w:cs="Baloo" w:eastAsia="Baloo" w:hAnsi="Baloo"/>
-          <w:i w:val="1"/>
-          <w:iCs w:val="1"/>
-          <w:rtl w:val="0"/>
-        </w:rPr>
-        <w:t xml:space="preserve">"यह फिल्म बहुत अच्छी है"</w:t>
-        <w:br w:type="textWrapping"/>
-      </w:r>
-      <w:r>
-        <w:rPr>
-          <w:rFonts w:ascii="Times New Roman" w:cs="Times New Roman" w:eastAsia="Times New Roman" w:hAnsi="Times New Roman"/>
-          <w:rtl w:val="0"/>
+          <w:rFonts w:ascii="Baloo" w:eastAsia="Baloo" w:hAnsi="Baloo" w:cs="Baloo"/>
+          <w:i/>
+          <w:iCs/>
+        </w:rPr>
+        <w:t>"यह फिल्म बहुत अच्छी है"</w:t>
+      </w:r>
+      <w:r>
+        <w:rPr>
+          <w:rFonts w:ascii="Baloo" w:eastAsia="Baloo" w:hAnsi="Baloo" w:cs="Baloo"/>
+          <w:i/>
+          <w:iCs/>
+        </w:rPr>
+        <w:br/>
+      </w:r>
+      <w:r>
+        <w:rPr>
+          <w:rFonts w:ascii="Times New Roman" w:eastAsia="Times New Roman" w:hAnsi="Times New Roman" w:cs="Times New Roman"/>
         </w:rPr>
         <w:t xml:space="preserve"> Sentiment: </w:t>
       </w:r>
       <w:r>
         <w:rPr>
-          <w:rFonts w:ascii="Times New Roman" w:cs="Times New Roman" w:eastAsia="Times New Roman" w:hAnsi="Times New Roman"/>
-          <w:b w:val="1"/>
-          <w:bCs w:val="1"/>
-          <w:rtl w:val="0"/>
-        </w:rPr>
-        <w:t xml:space="preserve">Positive</w:t>
-      </w:r>
-    </w:p>
-    <w:p>
-      <w:pPr>
-        <w:spacing w:after="240" w:before="240" w:lineRule="auto"/>
-        <w:rPr>
-          <w:rFonts w:ascii="Times New Roman" w:cs="Times New Roman" w:eastAsia="Times New Roman" w:hAnsi="Times New Roman"/>
-        </w:rPr>
-      </w:pPr>
-      <w:r>
-        <w:rPr>
-          <w:rFonts w:ascii="Times New Roman" w:cs="Times New Roman" w:eastAsia="Times New Roman" w:hAnsi="Times New Roman"/>
-          <w:rtl w:val="0"/>
-        </w:rPr>
-        <w:t xml:space="preserve">Sentence:</w:t>
-        <w:br w:type="textWrapping"/>
+          <w:rFonts w:ascii="Times New Roman" w:eastAsia="Times New Roman" w:hAnsi="Times New Roman" w:cs="Times New Roman"/>
+          <w:b/>
+          <w:bCs/>
+        </w:rPr>
+        <w:t>Positive</w:t>
+      </w:r>
+    </w:p>
+    <w:p>
+      <w:pPr>
+        <w:spacing w:before="240" w:after="240"/>
+        <w:rPr>
+          <w:rFonts w:ascii="Times New Roman" w:eastAsia="Times New Roman" w:hAnsi="Times New Roman" w:cs="Times New Roman"/>
+        </w:rPr>
+      </w:pPr>
+      <w:r>
+        <w:rPr>
+          <w:rFonts w:ascii="Times New Roman" w:eastAsia="Times New Roman" w:hAnsi="Times New Roman" w:cs="Times New Roman"/>
+        </w:rPr>
+        <w:t>Sentence:</w:t>
+      </w:r>
+      <w:r>
+        <w:rPr>
+          <w:rFonts w:ascii="Times New Roman" w:eastAsia="Times New Roman" w:hAnsi="Times New Roman" w:cs="Times New Roman"/>
+        </w:rPr>
+        <w:br/>
         <w:t xml:space="preserve"> </w:t>
       </w:r>
       <w:r>
         <w:rPr>
-          <w:rFonts w:ascii="Baloo" w:cs="Baloo" w:eastAsia="Baloo" w:hAnsi="Baloo"/>
-          <w:i w:val="1"/>
-          <w:iCs w:val="1"/>
-          <w:rtl w:val="0"/>
-        </w:rPr>
-        <w:t xml:space="preserve">"यह फोन बहुत खराब है"</w:t>
-        <w:br w:type="textWrapping"/>
-      </w:r>
-      <w:r>
-        <w:rPr>
-          <w:rFonts w:ascii="Times New Roman" w:cs="Times New Roman" w:eastAsia="Times New Roman" w:hAnsi="Times New Roman"/>
-          <w:rtl w:val="0"/>
+          <w:rFonts w:ascii="Baloo" w:eastAsia="Baloo" w:hAnsi="Baloo" w:cs="Baloo"/>
+          <w:i/>
+          <w:iCs/>
+        </w:rPr>
+        <w:t>"यह फोन बहुत खराब है"</w:t>
+      </w:r>
+      <w:r>
+        <w:rPr>
+          <w:rFonts w:ascii="Baloo" w:eastAsia="Baloo" w:hAnsi="Baloo" w:cs="Baloo"/>
+          <w:i/>
+          <w:iCs/>
+        </w:rPr>
+        <w:br/>
+      </w:r>
+      <w:r>
+        <w:rPr>
+          <w:rFonts w:ascii="Times New Roman" w:eastAsia="Times New Roman" w:hAnsi="Times New Roman" w:cs="Times New Roman"/>
         </w:rPr>
         <w:t xml:space="preserve"> Sentiment: </w:t>
       </w:r>
       <w:r>
         <w:rPr>
-          <w:rFonts w:ascii="Times New Roman" w:cs="Times New Roman" w:eastAsia="Times New Roman" w:hAnsi="Times New Roman"/>
-          <w:b w:val="1"/>
-          <w:bCs w:val="1"/>
-          <w:rtl w:val="0"/>
-        </w:rPr>
-        <w:t xml:space="preserve">Negative</w:t>
-      </w:r>
-      <w:r>
-        <w:rPr>
-          <w:rtl w:val="0"/>
-        </w:rPr>
+          <w:rFonts w:ascii="Times New Roman" w:eastAsia="Times New Roman" w:hAnsi="Times New Roman" w:cs="Times New Roman"/>
+          <w:b/>
+          <w:bCs/>
+        </w:rPr>
+        <w:t>Negative</w:t>
       </w:r>
     </w:p>
     <w:p>
@@ -282,42 +329,40 @@
         <w:pStyle w:val="Heading1"/>
         <w:keepNext w:val="0"/>
         <w:keepLines w:val="0"/>
-        <w:spacing w:before="480" w:lineRule="auto"/>
-        <w:rPr>
-          <w:rFonts w:ascii="Times New Roman" w:cs="Times New Roman" w:eastAsia="Times New Roman" w:hAnsi="Times New Roman"/>
-          <w:b w:val="1"/>
-          <w:bCs w:val="1"/>
+        <w:spacing w:before="480"/>
+        <w:rPr>
+          <w:rFonts w:ascii="Times New Roman" w:eastAsia="Times New Roman" w:hAnsi="Times New Roman" w:cs="Times New Roman"/>
+          <w:b/>
+          <w:bCs/>
           <w:sz w:val="22"/>
           <w:szCs w:val="22"/>
         </w:rPr>
       </w:pPr>
-      <w:bookmarkStart w:colFirst="0" w:colLast="0" w:name="_bw12g1ouu22g" w:id="3"/>
+      <w:bookmarkStart w:id="3" w:name="_bw12g1ouu22g" w:colFirst="0" w:colLast="0"/>
       <w:bookmarkEnd w:id="3"/>
       <w:r>
         <w:rPr>
-          <w:rFonts w:ascii="Times New Roman" w:cs="Times New Roman" w:eastAsia="Times New Roman" w:hAnsi="Times New Roman"/>
-          <w:b w:val="1"/>
-          <w:bCs w:val="1"/>
+          <w:rFonts w:ascii="Times New Roman" w:eastAsia="Times New Roman" w:hAnsi="Times New Roman" w:cs="Times New Roman"/>
+          <w:b/>
+          <w:bCs/>
           <w:sz w:val="22"/>
           <w:szCs w:val="22"/>
-          <w:rtl w:val="0"/>
-        </w:rPr>
-        <w:t xml:space="preserve">Applications of Sentiment Analysis</w:t>
-      </w:r>
-    </w:p>
-    <w:p>
-      <w:pPr>
-        <w:spacing w:after="240" w:before="240" w:lineRule="auto"/>
-        <w:rPr>
-          <w:rFonts w:ascii="Times New Roman" w:cs="Times New Roman" w:eastAsia="Times New Roman" w:hAnsi="Times New Roman"/>
-        </w:rPr>
-      </w:pPr>
-      <w:r>
-        <w:rPr>
-          <w:rFonts w:ascii="Times New Roman" w:cs="Times New Roman" w:eastAsia="Times New Roman" w:hAnsi="Times New Roman"/>
-          <w:rtl w:val="0"/>
-        </w:rPr>
-        <w:t xml:space="preserve">Sentiment analysis for Indian languages is useful in many real-world applications such as:</w:t>
+        </w:rPr>
+        <w:t>Applications of Sentiment Analysis</w:t>
+      </w:r>
+    </w:p>
+    <w:p>
+      <w:pPr>
+        <w:spacing w:before="240" w:after="240"/>
+        <w:rPr>
+          <w:rFonts w:ascii="Times New Roman" w:eastAsia="Times New Roman" w:hAnsi="Times New Roman" w:cs="Times New Roman"/>
+        </w:rPr>
+      </w:pPr>
+      <w:r>
+        <w:rPr>
+          <w:rFonts w:ascii="Times New Roman" w:eastAsia="Times New Roman" w:hAnsi="Times New Roman" w:cs="Times New Roman"/>
+        </w:rPr>
+        <w:t>Sentiment analysis for Indian languages is useful in many real-world applications such as:</w:t>
       </w:r>
     </w:p>
     <w:p>
@@ -326,19 +371,22 @@
           <w:ilvl w:val="0"/>
           <w:numId w:val="4"/>
         </w:numPr>
-        <w:spacing w:after="0" w:afterAutospacing="0" w:before="240" w:lineRule="auto"/>
-        <w:ind w:left="720" w:hanging="360"/>
-        <w:rPr>
-          <w:rFonts w:ascii="Times New Roman" w:cs="Times New Roman" w:eastAsia="Times New Roman" w:hAnsi="Times New Roman"/>
-        </w:rPr>
-      </w:pPr>
-      <w:r>
-        <w:rPr>
-          <w:rFonts w:ascii="Times New Roman" w:cs="Times New Roman" w:eastAsia="Times New Roman" w:hAnsi="Times New Roman"/>
-          <w:rtl w:val="0"/>
-        </w:rPr>
-        <w:t xml:space="preserve">Social media monitoring</w:t>
-        <w:br w:type="textWrapping"/>
+        <w:spacing w:before="240"/>
+        <w:rPr>
+          <w:rFonts w:ascii="Times New Roman" w:eastAsia="Times New Roman" w:hAnsi="Times New Roman" w:cs="Times New Roman"/>
+        </w:rPr>
+      </w:pPr>
+      <w:r>
+        <w:rPr>
+          <w:rFonts w:ascii="Times New Roman" w:eastAsia="Times New Roman" w:hAnsi="Times New Roman" w:cs="Times New Roman"/>
+        </w:rPr>
+        <w:t>Social media monitoring</w:t>
+      </w:r>
+      <w:r>
+        <w:rPr>
+          <w:rFonts w:ascii="Times New Roman" w:eastAsia="Times New Roman" w:hAnsi="Times New Roman" w:cs="Times New Roman"/>
+        </w:rPr>
+        <w:br/>
       </w:r>
     </w:p>
     <w:p>
@@ -347,19 +395,21 @@
           <w:ilvl w:val="0"/>
           <w:numId w:val="4"/>
         </w:numPr>
-        <w:spacing w:after="0" w:afterAutospacing="0" w:before="0" w:beforeAutospacing="0" w:lineRule="auto"/>
-        <w:ind w:left="720" w:hanging="360"/>
-        <w:rPr>
-          <w:rFonts w:ascii="Times New Roman" w:cs="Times New Roman" w:eastAsia="Times New Roman" w:hAnsi="Times New Roman"/>
-        </w:rPr>
-      </w:pPr>
-      <w:r>
-        <w:rPr>
-          <w:rFonts w:ascii="Times New Roman" w:cs="Times New Roman" w:eastAsia="Times New Roman" w:hAnsi="Times New Roman"/>
-          <w:rtl w:val="0"/>
-        </w:rPr>
-        <w:t xml:space="preserve">Customer feedback analysis</w:t>
-        <w:br w:type="textWrapping"/>
+        <w:rPr>
+          <w:rFonts w:ascii="Times New Roman" w:eastAsia="Times New Roman" w:hAnsi="Times New Roman" w:cs="Times New Roman"/>
+        </w:rPr>
+      </w:pPr>
+      <w:r>
+        <w:rPr>
+          <w:rFonts w:ascii="Times New Roman" w:eastAsia="Times New Roman" w:hAnsi="Times New Roman" w:cs="Times New Roman"/>
+        </w:rPr>
+        <w:t>Customer feedback analysis</w:t>
+      </w:r>
+      <w:r>
+        <w:rPr>
+          <w:rFonts w:ascii="Times New Roman" w:eastAsia="Times New Roman" w:hAnsi="Times New Roman" w:cs="Times New Roman"/>
+        </w:rPr>
+        <w:br/>
       </w:r>
     </w:p>
     <w:p>
@@ -368,19 +418,21 @@
           <w:ilvl w:val="0"/>
           <w:numId w:val="4"/>
         </w:numPr>
-        <w:spacing w:after="0" w:afterAutospacing="0" w:before="0" w:beforeAutospacing="0" w:lineRule="auto"/>
-        <w:ind w:left="720" w:hanging="360"/>
-        <w:rPr>
-          <w:rFonts w:ascii="Times New Roman" w:cs="Times New Roman" w:eastAsia="Times New Roman" w:hAnsi="Times New Roman"/>
-        </w:rPr>
-      </w:pPr>
-      <w:r>
-        <w:rPr>
-          <w:rFonts w:ascii="Times New Roman" w:cs="Times New Roman" w:eastAsia="Times New Roman" w:hAnsi="Times New Roman"/>
-          <w:rtl w:val="0"/>
-        </w:rPr>
-        <w:t xml:space="preserve">Product review analysis</w:t>
-        <w:br w:type="textWrapping"/>
+        <w:rPr>
+          <w:rFonts w:ascii="Times New Roman" w:eastAsia="Times New Roman" w:hAnsi="Times New Roman" w:cs="Times New Roman"/>
+        </w:rPr>
+      </w:pPr>
+      <w:r>
+        <w:rPr>
+          <w:rFonts w:ascii="Times New Roman" w:eastAsia="Times New Roman" w:hAnsi="Times New Roman" w:cs="Times New Roman"/>
+        </w:rPr>
+        <w:t>Product review analysis</w:t>
+      </w:r>
+      <w:r>
+        <w:rPr>
+          <w:rFonts w:ascii="Times New Roman" w:eastAsia="Times New Roman" w:hAnsi="Times New Roman" w:cs="Times New Roman"/>
+        </w:rPr>
+        <w:br/>
       </w:r>
     </w:p>
     <w:p>
@@ -389,19 +441,21 @@
           <w:ilvl w:val="0"/>
           <w:numId w:val="4"/>
         </w:numPr>
-        <w:spacing w:after="0" w:afterAutospacing="0" w:before="0" w:beforeAutospacing="0" w:lineRule="auto"/>
-        <w:ind w:left="720" w:hanging="360"/>
-        <w:rPr>
-          <w:rFonts w:ascii="Times New Roman" w:cs="Times New Roman" w:eastAsia="Times New Roman" w:hAnsi="Times New Roman"/>
-        </w:rPr>
-      </w:pPr>
-      <w:r>
-        <w:rPr>
-          <w:rFonts w:ascii="Times New Roman" w:cs="Times New Roman" w:eastAsia="Times New Roman" w:hAnsi="Times New Roman"/>
-          <w:rtl w:val="0"/>
-        </w:rPr>
-        <w:t xml:space="preserve">Political opinion analysis</w:t>
-        <w:br w:type="textWrapping"/>
+        <w:rPr>
+          <w:rFonts w:ascii="Times New Roman" w:eastAsia="Times New Roman" w:hAnsi="Times New Roman" w:cs="Times New Roman"/>
+        </w:rPr>
+      </w:pPr>
+      <w:r>
+        <w:rPr>
+          <w:rFonts w:ascii="Times New Roman" w:eastAsia="Times New Roman" w:hAnsi="Times New Roman" w:cs="Times New Roman"/>
+        </w:rPr>
+        <w:t>Political opinion analysis</w:t>
+      </w:r>
+      <w:r>
+        <w:rPr>
+          <w:rFonts w:ascii="Times New Roman" w:eastAsia="Times New Roman" w:hAnsi="Times New Roman" w:cs="Times New Roman"/>
+        </w:rPr>
+        <w:br/>
       </w:r>
     </w:p>
     <w:p>
@@ -410,34 +464,37 @@
           <w:ilvl w:val="0"/>
           <w:numId w:val="4"/>
         </w:numPr>
-        <w:spacing w:after="240" w:before="0" w:beforeAutospacing="0" w:lineRule="auto"/>
-        <w:ind w:left="720" w:hanging="360"/>
-        <w:rPr>
-          <w:rFonts w:ascii="Times New Roman" w:cs="Times New Roman" w:eastAsia="Times New Roman" w:hAnsi="Times New Roman"/>
-        </w:rPr>
-      </w:pPr>
-      <w:r>
-        <w:rPr>
-          <w:rFonts w:ascii="Times New Roman" w:cs="Times New Roman" w:eastAsia="Times New Roman" w:hAnsi="Times New Roman"/>
-          <w:rtl w:val="0"/>
-        </w:rPr>
-        <w:t xml:space="preserve">Brand reputation monitoring</w:t>
-        <w:br w:type="textWrapping"/>
-      </w:r>
-    </w:p>
-    <w:p>
-      <w:pPr>
-        <w:spacing w:after="240" w:before="240" w:lineRule="auto"/>
-        <w:rPr>
-          <w:rFonts w:ascii="Times New Roman" w:cs="Times New Roman" w:eastAsia="Times New Roman" w:hAnsi="Times New Roman"/>
-        </w:rPr>
-      </w:pPr>
-      <w:r>
-        <w:rPr>
-          <w:rFonts w:ascii="Times New Roman" w:cs="Times New Roman" w:eastAsia="Times New Roman" w:hAnsi="Times New Roman"/>
-          <w:rtl w:val="0"/>
-        </w:rPr>
-        <w:t xml:space="preserve">Companies use sentiment analysis to understand customer opinions and public reactions.</w:t>
+        <w:spacing w:after="240"/>
+        <w:rPr>
+          <w:rFonts w:ascii="Times New Roman" w:eastAsia="Times New Roman" w:hAnsi="Times New Roman" w:cs="Times New Roman"/>
+        </w:rPr>
+      </w:pPr>
+      <w:r>
+        <w:rPr>
+          <w:rFonts w:ascii="Times New Roman" w:eastAsia="Times New Roman" w:hAnsi="Times New Roman" w:cs="Times New Roman"/>
+        </w:rPr>
+        <w:t>Brand reputation monitoring</w:t>
+      </w:r>
+      <w:r>
+        <w:rPr>
+          <w:rFonts w:ascii="Times New Roman" w:eastAsia="Times New Roman" w:hAnsi="Times New Roman" w:cs="Times New Roman"/>
+        </w:rPr>
+        <w:br/>
+      </w:r>
+    </w:p>
+    <w:p>
+      <w:pPr>
+        <w:spacing w:before="240" w:after="240"/>
+        <w:rPr>
+          <w:rFonts w:ascii="Times New Roman" w:eastAsia="Times New Roman" w:hAnsi="Times New Roman" w:cs="Times New Roman"/>
+        </w:rPr>
+      </w:pPr>
+      <w:r>
+        <w:rPr>
+          <w:rFonts w:ascii="Times New Roman" w:eastAsia="Times New Roman" w:hAnsi="Times New Roman" w:cs="Times New Roman"/>
+        </w:rPr>
+        <w:lastRenderedPageBreak/>
+        <w:t>Companies use sentiment analysis to understand customer opinions and public reactions.</w:t>
       </w:r>
     </w:p>
     <w:p>
@@ -445,72 +502,68 @@
         <w:pStyle w:val="Heading1"/>
         <w:keepNext w:val="0"/>
         <w:keepLines w:val="0"/>
-        <w:spacing w:before="480" w:lineRule="auto"/>
-        <w:rPr>
-          <w:rFonts w:ascii="Times New Roman" w:cs="Times New Roman" w:eastAsia="Times New Roman" w:hAnsi="Times New Roman"/>
-          <w:b w:val="1"/>
-          <w:bCs w:val="1"/>
+        <w:spacing w:before="480"/>
+        <w:rPr>
+          <w:rFonts w:ascii="Times New Roman" w:eastAsia="Times New Roman" w:hAnsi="Times New Roman" w:cs="Times New Roman"/>
+          <w:b/>
+          <w:bCs/>
           <w:sz w:val="22"/>
           <w:szCs w:val="22"/>
         </w:rPr>
       </w:pPr>
-      <w:bookmarkStart w:colFirst="0" w:colLast="0" w:name="_oip670bhvswi" w:id="4"/>
+      <w:bookmarkStart w:id="4" w:name="_oip670bhvswi" w:colFirst="0" w:colLast="0"/>
       <w:bookmarkEnd w:id="4"/>
       <w:r>
         <w:rPr>
-          <w:rFonts w:ascii="Times New Roman" w:cs="Times New Roman" w:eastAsia="Times New Roman" w:hAnsi="Times New Roman"/>
-          <w:b w:val="1"/>
-          <w:bCs w:val="1"/>
+          <w:rFonts w:ascii="Times New Roman" w:eastAsia="Times New Roman" w:hAnsi="Times New Roman" w:cs="Times New Roman"/>
+          <w:b/>
+          <w:bCs/>
           <w:sz w:val="22"/>
           <w:szCs w:val="22"/>
-          <w:rtl w:val="0"/>
-        </w:rPr>
-        <w:t xml:space="preserve">Algorithm Used</w:t>
-      </w:r>
-    </w:p>
-    <w:p>
-      <w:pPr>
-        <w:spacing w:after="240" w:before="240" w:lineRule="auto"/>
-        <w:rPr>
-          <w:rFonts w:ascii="Times New Roman" w:cs="Times New Roman" w:eastAsia="Times New Roman" w:hAnsi="Times New Roman"/>
-        </w:rPr>
-      </w:pPr>
-      <w:r>
-        <w:rPr>
-          <w:rFonts w:ascii="Times New Roman" w:cs="Times New Roman" w:eastAsia="Times New Roman" w:hAnsi="Times New Roman"/>
-          <w:rtl w:val="0"/>
-        </w:rPr>
-        <w:t xml:space="preserve">Various machine learning algorithms can be used for sentiment analysis. One commonly used algorithm is Naïve Bayes, which is widely used in text classification tasks.</w:t>
-      </w:r>
-    </w:p>
-    <w:p>
-      <w:pPr>
-        <w:spacing w:after="240" w:before="240" w:lineRule="auto"/>
-        <w:rPr>
-          <w:rFonts w:ascii="Times New Roman" w:cs="Times New Roman" w:eastAsia="Times New Roman" w:hAnsi="Times New Roman"/>
-        </w:rPr>
-      </w:pPr>
-      <w:r>
-        <w:rPr>
-          <w:rFonts w:ascii="Times New Roman" w:cs="Times New Roman" w:eastAsia="Times New Roman" w:hAnsi="Times New Roman"/>
-          <w:rtl w:val="0"/>
-        </w:rPr>
-        <w:t xml:space="preserve">The algorithm analyzes words in the text and determines whether the overall sentiment is positive, negative, or neutral based on patterns learned from training data.</w:t>
-      </w:r>
-    </w:p>
-    <w:p>
-      <w:pPr>
-        <w:spacing w:after="240" w:before="240" w:lineRule="auto"/>
-        <w:rPr>
-          <w:rFonts w:ascii="Times New Roman" w:cs="Times New Roman" w:eastAsia="Times New Roman" w:hAnsi="Times New Roman"/>
-        </w:rPr>
-      </w:pPr>
-      <w:r>
-        <w:rPr>
-          <w:rFonts w:ascii="Times New Roman" w:cs="Times New Roman" w:eastAsia="Times New Roman" w:hAnsi="Times New Roman"/>
-          <w:rtl w:val="0"/>
-        </w:rPr>
-        <w:t xml:space="preserve">Other algorithms that can also be used include:</w:t>
+        </w:rPr>
+        <w:t>Algorithm Used</w:t>
+      </w:r>
+    </w:p>
+    <w:p>
+      <w:pPr>
+        <w:spacing w:before="240" w:after="240"/>
+        <w:rPr>
+          <w:rFonts w:ascii="Times New Roman" w:eastAsia="Times New Roman" w:hAnsi="Times New Roman" w:cs="Times New Roman"/>
+        </w:rPr>
+      </w:pPr>
+      <w:r>
+        <w:rPr>
+          <w:rFonts w:ascii="Times New Roman" w:eastAsia="Times New Roman" w:hAnsi="Times New Roman" w:cs="Times New Roman"/>
+        </w:rPr>
+        <w:t>Various machine learning algorithms can be used for sentiment analysis. One commonly used algorithm is Naïve Bayes, which is widely used in text classification tasks.</w:t>
+      </w:r>
+    </w:p>
+    <w:p>
+      <w:pPr>
+        <w:spacing w:before="240" w:after="240"/>
+        <w:rPr>
+          <w:rFonts w:ascii="Times New Roman" w:eastAsia="Times New Roman" w:hAnsi="Times New Roman" w:cs="Times New Roman"/>
+        </w:rPr>
+      </w:pPr>
+      <w:r>
+        <w:rPr>
+          <w:rFonts w:ascii="Times New Roman" w:eastAsia="Times New Roman" w:hAnsi="Times New Roman" w:cs="Times New Roman"/>
+        </w:rPr>
+        <w:t>The algorithm analyzes words in the text and determines whether the overall sentiment is positive, negative, or neutral based on patterns learned from training data.</w:t>
+      </w:r>
+    </w:p>
+    <w:p>
+      <w:pPr>
+        <w:spacing w:before="240" w:after="240"/>
+        <w:rPr>
+          <w:rFonts w:ascii="Times New Roman" w:eastAsia="Times New Roman" w:hAnsi="Times New Roman" w:cs="Times New Roman"/>
+        </w:rPr>
+      </w:pPr>
+      <w:r>
+        <w:rPr>
+          <w:rFonts w:ascii="Times New Roman" w:eastAsia="Times New Roman" w:hAnsi="Times New Roman" w:cs="Times New Roman"/>
+        </w:rPr>
+        <w:t>Other algorithms that can also be used include:</w:t>
       </w:r>
     </w:p>
     <w:p>
@@ -519,19 +572,22 @@
           <w:ilvl w:val="0"/>
           <w:numId w:val="6"/>
         </w:numPr>
-        <w:spacing w:after="0" w:afterAutospacing="0" w:before="240" w:lineRule="auto"/>
-        <w:ind w:left="720" w:hanging="360"/>
-        <w:rPr>
-          <w:rFonts w:ascii="Times New Roman" w:cs="Times New Roman" w:eastAsia="Times New Roman" w:hAnsi="Times New Roman"/>
-        </w:rPr>
-      </w:pPr>
-      <w:r>
-        <w:rPr>
-          <w:rFonts w:ascii="Times New Roman" w:cs="Times New Roman" w:eastAsia="Times New Roman" w:hAnsi="Times New Roman"/>
-          <w:rtl w:val="0"/>
-        </w:rPr>
-        <w:t xml:space="preserve">Support Vector Machine (SVM)</w:t>
-        <w:br w:type="textWrapping"/>
+        <w:spacing w:before="240"/>
+        <w:rPr>
+          <w:rFonts w:ascii="Times New Roman" w:eastAsia="Times New Roman" w:hAnsi="Times New Roman" w:cs="Times New Roman"/>
+        </w:rPr>
+      </w:pPr>
+      <w:r>
+        <w:rPr>
+          <w:rFonts w:ascii="Times New Roman" w:eastAsia="Times New Roman" w:hAnsi="Times New Roman" w:cs="Times New Roman"/>
+        </w:rPr>
+        <w:t>Support Vector Machine (SVM)</w:t>
+      </w:r>
+      <w:r>
+        <w:rPr>
+          <w:rFonts w:ascii="Times New Roman" w:eastAsia="Times New Roman" w:hAnsi="Times New Roman" w:cs="Times New Roman"/>
+        </w:rPr>
+        <w:br/>
       </w:r>
     </w:p>
     <w:p>
@@ -540,19 +596,21 @@
           <w:ilvl w:val="0"/>
           <w:numId w:val="6"/>
         </w:numPr>
-        <w:spacing w:after="0" w:afterAutospacing="0" w:before="0" w:beforeAutospacing="0" w:lineRule="auto"/>
-        <w:ind w:left="720" w:hanging="360"/>
-        <w:rPr>
-          <w:rFonts w:ascii="Times New Roman" w:cs="Times New Roman" w:eastAsia="Times New Roman" w:hAnsi="Times New Roman"/>
-        </w:rPr>
-      </w:pPr>
-      <w:r>
-        <w:rPr>
-          <w:rFonts w:ascii="Times New Roman" w:cs="Times New Roman" w:eastAsia="Times New Roman" w:hAnsi="Times New Roman"/>
-          <w:rtl w:val="0"/>
-        </w:rPr>
-        <w:t xml:space="preserve">Logistic Regression</w:t>
-        <w:br w:type="textWrapping"/>
+        <w:rPr>
+          <w:rFonts w:ascii="Times New Roman" w:eastAsia="Times New Roman" w:hAnsi="Times New Roman" w:cs="Times New Roman"/>
+        </w:rPr>
+      </w:pPr>
+      <w:r>
+        <w:rPr>
+          <w:rFonts w:ascii="Times New Roman" w:eastAsia="Times New Roman" w:hAnsi="Times New Roman" w:cs="Times New Roman"/>
+        </w:rPr>
+        <w:t>Logistic Regression</w:t>
+      </w:r>
+      <w:r>
+        <w:rPr>
+          <w:rFonts w:ascii="Times New Roman" w:eastAsia="Times New Roman" w:hAnsi="Times New Roman" w:cs="Times New Roman"/>
+        </w:rPr>
+        <w:br/>
       </w:r>
     </w:p>
     <w:p>
@@ -561,19 +619,22 @@
           <w:ilvl w:val="0"/>
           <w:numId w:val="6"/>
         </w:numPr>
-        <w:spacing w:after="240" w:before="0" w:beforeAutospacing="0" w:lineRule="auto"/>
-        <w:ind w:left="720" w:hanging="360"/>
-        <w:rPr>
-          <w:rFonts w:ascii="Times New Roman" w:cs="Times New Roman" w:eastAsia="Times New Roman" w:hAnsi="Times New Roman"/>
-        </w:rPr>
-      </w:pPr>
-      <w:r>
-        <w:rPr>
-          <w:rFonts w:ascii="Times New Roman" w:cs="Times New Roman" w:eastAsia="Times New Roman" w:hAnsi="Times New Roman"/>
-          <w:rtl w:val="0"/>
-        </w:rPr>
-        <w:t xml:space="preserve">Decision Trees</w:t>
-        <w:br w:type="textWrapping"/>
+        <w:spacing w:after="240"/>
+        <w:rPr>
+          <w:rFonts w:ascii="Times New Roman" w:eastAsia="Times New Roman" w:hAnsi="Times New Roman" w:cs="Times New Roman"/>
+        </w:rPr>
+      </w:pPr>
+      <w:r>
+        <w:rPr>
+          <w:rFonts w:ascii="Times New Roman" w:eastAsia="Times New Roman" w:hAnsi="Times New Roman" w:cs="Times New Roman"/>
+        </w:rPr>
+        <w:t>Decision Trees</w:t>
+      </w:r>
+      <w:r>
+        <w:rPr>
+          <w:rFonts w:ascii="Times New Roman" w:eastAsia="Times New Roman" w:hAnsi="Times New Roman" w:cs="Times New Roman"/>
+        </w:rPr>
+        <w:br/>
       </w:r>
     </w:p>
     <w:p>
@@ -581,27 +642,26 @@
         <w:pStyle w:val="Heading1"/>
         <w:keepNext w:val="0"/>
         <w:keepLines w:val="0"/>
-        <w:spacing w:before="480" w:lineRule="auto"/>
-        <w:rPr>
-          <w:rFonts w:ascii="Times New Roman" w:cs="Times New Roman" w:eastAsia="Times New Roman" w:hAnsi="Times New Roman"/>
-          <w:b w:val="1"/>
-          <w:bCs w:val="1"/>
+        <w:spacing w:before="480"/>
+        <w:rPr>
+          <w:rFonts w:ascii="Times New Roman" w:eastAsia="Times New Roman" w:hAnsi="Times New Roman" w:cs="Times New Roman"/>
+          <w:b/>
+          <w:bCs/>
           <w:sz w:val="22"/>
           <w:szCs w:val="22"/>
         </w:rPr>
       </w:pPr>
-      <w:bookmarkStart w:colFirst="0" w:colLast="0" w:name="_srnzjzqaurhb" w:id="5"/>
+      <w:bookmarkStart w:id="5" w:name="_srnzjzqaurhb" w:colFirst="0" w:colLast="0"/>
       <w:bookmarkEnd w:id="5"/>
       <w:r>
         <w:rPr>
-          <w:rFonts w:ascii="Times New Roman" w:cs="Times New Roman" w:eastAsia="Times New Roman" w:hAnsi="Times New Roman"/>
-          <w:b w:val="1"/>
-          <w:bCs w:val="1"/>
+          <w:rFonts w:ascii="Times New Roman" w:eastAsia="Times New Roman" w:hAnsi="Times New Roman" w:cs="Times New Roman"/>
+          <w:b/>
+          <w:bCs/>
           <w:sz w:val="22"/>
           <w:szCs w:val="22"/>
-          <w:rtl w:val="0"/>
-        </w:rPr>
-        <w:t xml:space="preserve">Steps in Sentiment Analysis</w:t>
+        </w:rPr>
+        <w:t>Steps in Sentiment Analysis</w:t>
       </w:r>
     </w:p>
     <w:p>
@@ -609,44 +669,42 @@
         <w:pStyle w:val="Heading3"/>
         <w:keepNext w:val="0"/>
         <w:keepLines w:val="0"/>
-        <w:spacing w:before="280" w:lineRule="auto"/>
-        <w:rPr>
-          <w:rFonts w:ascii="Times New Roman" w:cs="Times New Roman" w:eastAsia="Times New Roman" w:hAnsi="Times New Roman"/>
-          <w:b w:val="1"/>
-          <w:bCs w:val="1"/>
+        <w:spacing w:before="280"/>
+        <w:rPr>
+          <w:rFonts w:ascii="Times New Roman" w:eastAsia="Times New Roman" w:hAnsi="Times New Roman" w:cs="Times New Roman"/>
+          <w:b/>
+          <w:bCs/>
           <w:color w:val="000000"/>
           <w:sz w:val="22"/>
           <w:szCs w:val="22"/>
         </w:rPr>
       </w:pPr>
-      <w:bookmarkStart w:colFirst="0" w:colLast="0" w:name="_hqudym97u61b" w:id="6"/>
+      <w:bookmarkStart w:id="6" w:name="_hqudym97u61b" w:colFirst="0" w:colLast="0"/>
       <w:bookmarkEnd w:id="6"/>
       <w:r>
         <w:rPr>
-          <w:rFonts w:ascii="Times New Roman" w:cs="Times New Roman" w:eastAsia="Times New Roman" w:hAnsi="Times New Roman"/>
-          <w:b w:val="1"/>
-          <w:bCs w:val="1"/>
+          <w:rFonts w:ascii="Times New Roman" w:eastAsia="Times New Roman" w:hAnsi="Times New Roman" w:cs="Times New Roman"/>
+          <w:b/>
+          <w:bCs/>
           <w:color w:val="000000"/>
           <w:sz w:val="22"/>
           <w:szCs w:val="22"/>
-          <w:rtl w:val="0"/>
-        </w:rPr>
-        <w:t xml:space="preserve">1. Data Collection</w:t>
-      </w:r>
-    </w:p>
-    <w:p>
-      <w:pPr>
-        <w:spacing w:after="240" w:before="240" w:lineRule="auto"/>
-        <w:rPr>
-          <w:rFonts w:ascii="Times New Roman" w:cs="Times New Roman" w:eastAsia="Times New Roman" w:hAnsi="Times New Roman"/>
-        </w:rPr>
-      </w:pPr>
-      <w:r>
-        <w:rPr>
-          <w:rFonts w:ascii="Times New Roman" w:cs="Times New Roman" w:eastAsia="Times New Roman" w:hAnsi="Times New Roman"/>
-          <w:rtl w:val="0"/>
-        </w:rPr>
-        <w:t xml:space="preserve">Text data is collected from sources such as:</w:t>
+        </w:rPr>
+        <w:t>1. Data Collection</w:t>
+      </w:r>
+    </w:p>
+    <w:p>
+      <w:pPr>
+        <w:spacing w:before="240" w:after="240"/>
+        <w:rPr>
+          <w:rFonts w:ascii="Times New Roman" w:eastAsia="Times New Roman" w:hAnsi="Times New Roman" w:cs="Times New Roman"/>
+        </w:rPr>
+      </w:pPr>
+      <w:r>
+        <w:rPr>
+          <w:rFonts w:ascii="Times New Roman" w:eastAsia="Times New Roman" w:hAnsi="Times New Roman" w:cs="Times New Roman"/>
+        </w:rPr>
+        <w:t>Text data is collected from sources such as:</w:t>
       </w:r>
     </w:p>
     <w:p>
@@ -655,19 +713,22 @@
           <w:ilvl w:val="0"/>
           <w:numId w:val="7"/>
         </w:numPr>
-        <w:spacing w:after="0" w:afterAutospacing="0" w:before="240" w:lineRule="auto"/>
-        <w:ind w:left="720" w:hanging="360"/>
-        <w:rPr>
-          <w:rFonts w:ascii="Times New Roman" w:cs="Times New Roman" w:eastAsia="Times New Roman" w:hAnsi="Times New Roman"/>
-        </w:rPr>
-      </w:pPr>
-      <w:r>
-        <w:rPr>
-          <w:rFonts w:ascii="Times New Roman" w:cs="Times New Roman" w:eastAsia="Times New Roman" w:hAnsi="Times New Roman"/>
-          <w:rtl w:val="0"/>
-        </w:rPr>
-        <w:t xml:space="preserve">Social media posts</w:t>
-        <w:br w:type="textWrapping"/>
+        <w:spacing w:before="240"/>
+        <w:rPr>
+          <w:rFonts w:ascii="Times New Roman" w:eastAsia="Times New Roman" w:hAnsi="Times New Roman" w:cs="Times New Roman"/>
+        </w:rPr>
+      </w:pPr>
+      <w:r>
+        <w:rPr>
+          <w:rFonts w:ascii="Times New Roman" w:eastAsia="Times New Roman" w:hAnsi="Times New Roman" w:cs="Times New Roman"/>
+        </w:rPr>
+        <w:t>Social media posts</w:t>
+      </w:r>
+      <w:r>
+        <w:rPr>
+          <w:rFonts w:ascii="Times New Roman" w:eastAsia="Times New Roman" w:hAnsi="Times New Roman" w:cs="Times New Roman"/>
+        </w:rPr>
+        <w:br/>
       </w:r>
     </w:p>
     <w:p>
@@ -676,19 +737,21 @@
           <w:ilvl w:val="0"/>
           <w:numId w:val="7"/>
         </w:numPr>
-        <w:spacing w:after="0" w:afterAutospacing="0" w:before="0" w:beforeAutospacing="0" w:lineRule="auto"/>
-        <w:ind w:left="720" w:hanging="360"/>
-        <w:rPr>
-          <w:rFonts w:ascii="Times New Roman" w:cs="Times New Roman" w:eastAsia="Times New Roman" w:hAnsi="Times New Roman"/>
-        </w:rPr>
-      </w:pPr>
-      <w:r>
-        <w:rPr>
-          <w:rFonts w:ascii="Times New Roman" w:cs="Times New Roman" w:eastAsia="Times New Roman" w:hAnsi="Times New Roman"/>
-          <w:rtl w:val="0"/>
-        </w:rPr>
-        <w:t xml:space="preserve">Product reviews</w:t>
-        <w:br w:type="textWrapping"/>
+        <w:rPr>
+          <w:rFonts w:ascii="Times New Roman" w:eastAsia="Times New Roman" w:hAnsi="Times New Roman" w:cs="Times New Roman"/>
+        </w:rPr>
+      </w:pPr>
+      <w:r>
+        <w:rPr>
+          <w:rFonts w:ascii="Times New Roman" w:eastAsia="Times New Roman" w:hAnsi="Times New Roman" w:cs="Times New Roman"/>
+        </w:rPr>
+        <w:t>Product reviews</w:t>
+      </w:r>
+      <w:r>
+        <w:rPr>
+          <w:rFonts w:ascii="Times New Roman" w:eastAsia="Times New Roman" w:hAnsi="Times New Roman" w:cs="Times New Roman"/>
+        </w:rPr>
+        <w:br/>
       </w:r>
     </w:p>
     <w:p>
@@ -697,19 +760,21 @@
           <w:ilvl w:val="0"/>
           <w:numId w:val="7"/>
         </w:numPr>
-        <w:spacing w:after="0" w:afterAutospacing="0" w:before="0" w:beforeAutospacing="0" w:lineRule="auto"/>
-        <w:ind w:left="720" w:hanging="360"/>
-        <w:rPr>
-          <w:rFonts w:ascii="Times New Roman" w:cs="Times New Roman" w:eastAsia="Times New Roman" w:hAnsi="Times New Roman"/>
-        </w:rPr>
-      </w:pPr>
-      <w:r>
-        <w:rPr>
-          <w:rFonts w:ascii="Times New Roman" w:cs="Times New Roman" w:eastAsia="Times New Roman" w:hAnsi="Times New Roman"/>
-          <w:rtl w:val="0"/>
-        </w:rPr>
-        <w:t xml:space="preserve">News comments</w:t>
-        <w:br w:type="textWrapping"/>
+        <w:rPr>
+          <w:rFonts w:ascii="Times New Roman" w:eastAsia="Times New Roman" w:hAnsi="Times New Roman" w:cs="Times New Roman"/>
+        </w:rPr>
+      </w:pPr>
+      <w:r>
+        <w:rPr>
+          <w:rFonts w:ascii="Times New Roman" w:eastAsia="Times New Roman" w:hAnsi="Times New Roman" w:cs="Times New Roman"/>
+        </w:rPr>
+        <w:t>News comments</w:t>
+      </w:r>
+      <w:r>
+        <w:rPr>
+          <w:rFonts w:ascii="Times New Roman" w:eastAsia="Times New Roman" w:hAnsi="Times New Roman" w:cs="Times New Roman"/>
+        </w:rPr>
+        <w:br/>
       </w:r>
     </w:p>
     <w:p>
@@ -718,34 +783,36 @@
           <w:ilvl w:val="0"/>
           <w:numId w:val="7"/>
         </w:numPr>
-        <w:spacing w:after="240" w:before="0" w:beforeAutospacing="0" w:lineRule="auto"/>
-        <w:ind w:left="720" w:hanging="360"/>
-        <w:rPr>
-          <w:rFonts w:ascii="Times New Roman" w:cs="Times New Roman" w:eastAsia="Times New Roman" w:hAnsi="Times New Roman"/>
-        </w:rPr>
-      </w:pPr>
-      <w:r>
-        <w:rPr>
-          <w:rFonts w:ascii="Times New Roman" w:cs="Times New Roman" w:eastAsia="Times New Roman" w:hAnsi="Times New Roman"/>
-          <w:rtl w:val="0"/>
-        </w:rPr>
-        <w:t xml:space="preserve">Blogs or forums</w:t>
-        <w:br w:type="textWrapping"/>
-      </w:r>
-    </w:p>
-    <w:p>
-      <w:pPr>
-        <w:spacing w:after="240" w:before="240" w:lineRule="auto"/>
-        <w:rPr>
-          <w:rFonts w:ascii="Times New Roman" w:cs="Times New Roman" w:eastAsia="Times New Roman" w:hAnsi="Times New Roman"/>
-        </w:rPr>
-      </w:pPr>
-      <w:r>
-        <w:rPr>
-          <w:rFonts w:ascii="Times New Roman" w:cs="Times New Roman" w:eastAsia="Times New Roman" w:hAnsi="Times New Roman"/>
-          <w:rtl w:val="0"/>
-        </w:rPr>
-        <w:t xml:space="preserve">The data may be written in Indian languages such as Hindi, Marathi, or Tamil.</w:t>
+        <w:spacing w:after="240"/>
+        <w:rPr>
+          <w:rFonts w:ascii="Times New Roman" w:eastAsia="Times New Roman" w:hAnsi="Times New Roman" w:cs="Times New Roman"/>
+        </w:rPr>
+      </w:pPr>
+      <w:r>
+        <w:rPr>
+          <w:rFonts w:ascii="Times New Roman" w:eastAsia="Times New Roman" w:hAnsi="Times New Roman" w:cs="Times New Roman"/>
+        </w:rPr>
+        <w:t>Blogs or forums</w:t>
+      </w:r>
+      <w:r>
+        <w:rPr>
+          <w:rFonts w:ascii="Times New Roman" w:eastAsia="Times New Roman" w:hAnsi="Times New Roman" w:cs="Times New Roman"/>
+        </w:rPr>
+        <w:br/>
+      </w:r>
+    </w:p>
+    <w:p>
+      <w:pPr>
+        <w:spacing w:before="240" w:after="240"/>
+        <w:rPr>
+          <w:rFonts w:ascii="Times New Roman" w:eastAsia="Times New Roman" w:hAnsi="Times New Roman" w:cs="Times New Roman"/>
+        </w:rPr>
+      </w:pPr>
+      <w:r>
+        <w:rPr>
+          <w:rFonts w:ascii="Times New Roman" w:eastAsia="Times New Roman" w:hAnsi="Times New Roman" w:cs="Times New Roman"/>
+        </w:rPr>
+        <w:t>The data may be written in Indian languages such as Hindi, Marathi, or Tamil.</w:t>
       </w:r>
     </w:p>
     <w:p>
@@ -753,44 +820,42 @@
         <w:pStyle w:val="Heading3"/>
         <w:keepNext w:val="0"/>
         <w:keepLines w:val="0"/>
-        <w:spacing w:before="280" w:lineRule="auto"/>
-        <w:rPr>
-          <w:rFonts w:ascii="Times New Roman" w:cs="Times New Roman" w:eastAsia="Times New Roman" w:hAnsi="Times New Roman"/>
-          <w:b w:val="1"/>
-          <w:bCs w:val="1"/>
+        <w:spacing w:before="280"/>
+        <w:rPr>
+          <w:rFonts w:ascii="Times New Roman" w:eastAsia="Times New Roman" w:hAnsi="Times New Roman" w:cs="Times New Roman"/>
+          <w:b/>
+          <w:bCs/>
           <w:color w:val="000000"/>
           <w:sz w:val="22"/>
           <w:szCs w:val="22"/>
         </w:rPr>
       </w:pPr>
-      <w:bookmarkStart w:colFirst="0" w:colLast="0" w:name="_lyozextrs5pv" w:id="7"/>
+      <w:bookmarkStart w:id="7" w:name="_lyozextrs5pv" w:colFirst="0" w:colLast="0"/>
       <w:bookmarkEnd w:id="7"/>
       <w:r>
         <w:rPr>
-          <w:rFonts w:ascii="Times New Roman" w:cs="Times New Roman" w:eastAsia="Times New Roman" w:hAnsi="Times New Roman"/>
-          <w:b w:val="1"/>
-          <w:bCs w:val="1"/>
+          <w:rFonts w:ascii="Times New Roman" w:eastAsia="Times New Roman" w:hAnsi="Times New Roman" w:cs="Times New Roman"/>
+          <w:b/>
+          <w:bCs/>
           <w:color w:val="000000"/>
           <w:sz w:val="22"/>
           <w:szCs w:val="22"/>
-          <w:rtl w:val="0"/>
-        </w:rPr>
-        <w:t xml:space="preserve">2. Text Preprocessing</w:t>
-      </w:r>
-    </w:p>
-    <w:p>
-      <w:pPr>
-        <w:spacing w:after="240" w:before="240" w:lineRule="auto"/>
-        <w:rPr>
-          <w:rFonts w:ascii="Times New Roman" w:cs="Times New Roman" w:eastAsia="Times New Roman" w:hAnsi="Times New Roman"/>
-        </w:rPr>
-      </w:pPr>
-      <w:r>
-        <w:rPr>
-          <w:rFonts w:ascii="Times New Roman" w:cs="Times New Roman" w:eastAsia="Times New Roman" w:hAnsi="Times New Roman"/>
-          <w:rtl w:val="0"/>
-        </w:rPr>
-        <w:t xml:space="preserve">The collected text is cleaned before analysis. Common preprocessing steps include:</w:t>
+        </w:rPr>
+        <w:t>2. Text Preprocessing</w:t>
+      </w:r>
+    </w:p>
+    <w:p>
+      <w:pPr>
+        <w:spacing w:before="240" w:after="240"/>
+        <w:rPr>
+          <w:rFonts w:ascii="Times New Roman" w:eastAsia="Times New Roman" w:hAnsi="Times New Roman" w:cs="Times New Roman"/>
+        </w:rPr>
+      </w:pPr>
+      <w:r>
+        <w:rPr>
+          <w:rFonts w:ascii="Times New Roman" w:eastAsia="Times New Roman" w:hAnsi="Times New Roman" w:cs="Times New Roman"/>
+        </w:rPr>
+        <w:t>The collected text is cleaned before analysis. Common preprocessing steps include:</w:t>
       </w:r>
     </w:p>
     <w:p>
@@ -799,19 +864,22 @@
           <w:ilvl w:val="0"/>
           <w:numId w:val="3"/>
         </w:numPr>
-        <w:spacing w:after="0" w:afterAutospacing="0" w:before="240" w:lineRule="auto"/>
-        <w:ind w:left="720" w:hanging="360"/>
-        <w:rPr>
-          <w:rFonts w:ascii="Times New Roman" w:cs="Times New Roman" w:eastAsia="Times New Roman" w:hAnsi="Times New Roman"/>
-        </w:rPr>
-      </w:pPr>
-      <w:r>
-        <w:rPr>
-          <w:rFonts w:ascii="Times New Roman" w:cs="Times New Roman" w:eastAsia="Times New Roman" w:hAnsi="Times New Roman"/>
-          <w:rtl w:val="0"/>
-        </w:rPr>
-        <w:t xml:space="preserve">Removing punctuation and special characters</w:t>
-        <w:br w:type="textWrapping"/>
+        <w:spacing w:before="240"/>
+        <w:rPr>
+          <w:rFonts w:ascii="Times New Roman" w:eastAsia="Times New Roman" w:hAnsi="Times New Roman" w:cs="Times New Roman"/>
+        </w:rPr>
+      </w:pPr>
+      <w:r>
+        <w:rPr>
+          <w:rFonts w:ascii="Times New Roman" w:eastAsia="Times New Roman" w:hAnsi="Times New Roman" w:cs="Times New Roman"/>
+        </w:rPr>
+        <w:t>Removing punctuation and special characters</w:t>
+      </w:r>
+      <w:r>
+        <w:rPr>
+          <w:rFonts w:ascii="Times New Roman" w:eastAsia="Times New Roman" w:hAnsi="Times New Roman" w:cs="Times New Roman"/>
+        </w:rPr>
+        <w:br/>
       </w:r>
     </w:p>
     <w:p>
@@ -820,19 +888,21 @@
           <w:ilvl w:val="0"/>
           <w:numId w:val="3"/>
         </w:numPr>
-        <w:spacing w:after="0" w:afterAutospacing="0" w:before="0" w:beforeAutospacing="0" w:lineRule="auto"/>
-        <w:ind w:left="720" w:hanging="360"/>
-        <w:rPr>
-          <w:rFonts w:ascii="Times New Roman" w:cs="Times New Roman" w:eastAsia="Times New Roman" w:hAnsi="Times New Roman"/>
-        </w:rPr>
-      </w:pPr>
-      <w:r>
-        <w:rPr>
-          <w:rFonts w:ascii="Times New Roman" w:cs="Times New Roman" w:eastAsia="Times New Roman" w:hAnsi="Times New Roman"/>
-          <w:rtl w:val="0"/>
-        </w:rPr>
-        <w:t xml:space="preserve">Converting text into a uniform format</w:t>
-        <w:br w:type="textWrapping"/>
+        <w:rPr>
+          <w:rFonts w:ascii="Times New Roman" w:eastAsia="Times New Roman" w:hAnsi="Times New Roman" w:cs="Times New Roman"/>
+        </w:rPr>
+      </w:pPr>
+      <w:r>
+        <w:rPr>
+          <w:rFonts w:ascii="Times New Roman" w:eastAsia="Times New Roman" w:hAnsi="Times New Roman" w:cs="Times New Roman"/>
+        </w:rPr>
+        <w:t>Converting text into a uniform format</w:t>
+      </w:r>
+      <w:r>
+        <w:rPr>
+          <w:rFonts w:ascii="Times New Roman" w:eastAsia="Times New Roman" w:hAnsi="Times New Roman" w:cs="Times New Roman"/>
+        </w:rPr>
+        <w:br/>
       </w:r>
     </w:p>
     <w:p>
@@ -841,19 +911,22 @@
           <w:ilvl w:val="0"/>
           <w:numId w:val="3"/>
         </w:numPr>
-        <w:spacing w:after="0" w:afterAutospacing="0" w:before="0" w:beforeAutospacing="0" w:lineRule="auto"/>
-        <w:ind w:left="720" w:hanging="360"/>
-        <w:rPr>
-          <w:rFonts w:ascii="Times New Roman" w:cs="Times New Roman" w:eastAsia="Times New Roman" w:hAnsi="Times New Roman"/>
-        </w:rPr>
-      </w:pPr>
-      <w:r>
-        <w:rPr>
-          <w:rFonts w:ascii="Times New Roman" w:cs="Times New Roman" w:eastAsia="Times New Roman" w:hAnsi="Times New Roman"/>
-          <w:rtl w:val="0"/>
-        </w:rPr>
-        <w:t xml:space="preserve">Tokenizing sentences into words</w:t>
-        <w:br w:type="textWrapping"/>
+        <w:rPr>
+          <w:rFonts w:ascii="Times New Roman" w:eastAsia="Times New Roman" w:hAnsi="Times New Roman" w:cs="Times New Roman"/>
+        </w:rPr>
+      </w:pPr>
+      <w:r>
+        <w:rPr>
+          <w:rFonts w:ascii="Times New Roman" w:eastAsia="Times New Roman" w:hAnsi="Times New Roman" w:cs="Times New Roman"/>
+        </w:rPr>
+        <w:lastRenderedPageBreak/>
+        <w:t>Tokenizing sentences into words</w:t>
+      </w:r>
+      <w:r>
+        <w:rPr>
+          <w:rFonts w:ascii="Times New Roman" w:eastAsia="Times New Roman" w:hAnsi="Times New Roman" w:cs="Times New Roman"/>
+        </w:rPr>
+        <w:br/>
       </w:r>
     </w:p>
     <w:p>
@@ -862,34 +935,36 @@
           <w:ilvl w:val="0"/>
           <w:numId w:val="3"/>
         </w:numPr>
-        <w:spacing w:after="240" w:before="0" w:beforeAutospacing="0" w:lineRule="auto"/>
-        <w:ind w:left="720" w:hanging="360"/>
-        <w:rPr>
-          <w:rFonts w:ascii="Times New Roman" w:cs="Times New Roman" w:eastAsia="Times New Roman" w:hAnsi="Times New Roman"/>
-        </w:rPr>
-      </w:pPr>
-      <w:r>
-        <w:rPr>
-          <w:rFonts w:ascii="Times New Roman" w:cs="Times New Roman" w:eastAsia="Times New Roman" w:hAnsi="Times New Roman"/>
-          <w:rtl w:val="0"/>
-        </w:rPr>
-        <w:t xml:space="preserve">Removing stop words</w:t>
-        <w:br w:type="textWrapping"/>
-      </w:r>
-    </w:p>
-    <w:p>
-      <w:pPr>
-        <w:spacing w:after="240" w:before="240" w:lineRule="auto"/>
-        <w:rPr>
-          <w:rFonts w:ascii="Times New Roman" w:cs="Times New Roman" w:eastAsia="Times New Roman" w:hAnsi="Times New Roman"/>
-        </w:rPr>
-      </w:pPr>
-      <w:r>
-        <w:rPr>
-          <w:rFonts w:ascii="Times New Roman" w:cs="Times New Roman" w:eastAsia="Times New Roman" w:hAnsi="Times New Roman"/>
-          <w:rtl w:val="0"/>
-        </w:rPr>
-        <w:t xml:space="preserve">These steps help improve the quality of the data for analysis.</w:t>
+        <w:spacing w:after="240"/>
+        <w:rPr>
+          <w:rFonts w:ascii="Times New Roman" w:eastAsia="Times New Roman" w:hAnsi="Times New Roman" w:cs="Times New Roman"/>
+        </w:rPr>
+      </w:pPr>
+      <w:r>
+        <w:rPr>
+          <w:rFonts w:ascii="Times New Roman" w:eastAsia="Times New Roman" w:hAnsi="Times New Roman" w:cs="Times New Roman"/>
+        </w:rPr>
+        <w:t>Removing stop words</w:t>
+      </w:r>
+      <w:r>
+        <w:rPr>
+          <w:rFonts w:ascii="Times New Roman" w:eastAsia="Times New Roman" w:hAnsi="Times New Roman" w:cs="Times New Roman"/>
+        </w:rPr>
+        <w:br/>
+      </w:r>
+    </w:p>
+    <w:p>
+      <w:pPr>
+        <w:spacing w:before="240" w:after="240"/>
+        <w:rPr>
+          <w:rFonts w:ascii="Times New Roman" w:eastAsia="Times New Roman" w:hAnsi="Times New Roman" w:cs="Times New Roman"/>
+        </w:rPr>
+      </w:pPr>
+      <w:r>
+        <w:rPr>
+          <w:rFonts w:ascii="Times New Roman" w:eastAsia="Times New Roman" w:hAnsi="Times New Roman" w:cs="Times New Roman"/>
+        </w:rPr>
+        <w:t>These steps help improve the quality of the data for analysis.</w:t>
       </w:r>
     </w:p>
     <w:p>
@@ -897,44 +972,42 @@
         <w:pStyle w:val="Heading3"/>
         <w:keepNext w:val="0"/>
         <w:keepLines w:val="0"/>
-        <w:spacing w:before="280" w:lineRule="auto"/>
-        <w:rPr>
-          <w:rFonts w:ascii="Times New Roman" w:cs="Times New Roman" w:eastAsia="Times New Roman" w:hAnsi="Times New Roman"/>
-          <w:b w:val="1"/>
-          <w:bCs w:val="1"/>
+        <w:spacing w:before="280"/>
+        <w:rPr>
+          <w:rFonts w:ascii="Times New Roman" w:eastAsia="Times New Roman" w:hAnsi="Times New Roman" w:cs="Times New Roman"/>
+          <w:b/>
+          <w:bCs/>
           <w:color w:val="000000"/>
           <w:sz w:val="22"/>
           <w:szCs w:val="22"/>
         </w:rPr>
       </w:pPr>
-      <w:bookmarkStart w:colFirst="0" w:colLast="0" w:name="_mrwh1y1azvji" w:id="8"/>
+      <w:bookmarkStart w:id="8" w:name="_mrwh1y1azvji" w:colFirst="0" w:colLast="0"/>
       <w:bookmarkEnd w:id="8"/>
       <w:r>
         <w:rPr>
-          <w:rFonts w:ascii="Times New Roman" w:cs="Times New Roman" w:eastAsia="Times New Roman" w:hAnsi="Times New Roman"/>
-          <w:b w:val="1"/>
-          <w:bCs w:val="1"/>
+          <w:rFonts w:ascii="Times New Roman" w:eastAsia="Times New Roman" w:hAnsi="Times New Roman" w:cs="Times New Roman"/>
+          <w:b/>
+          <w:bCs/>
           <w:color w:val="000000"/>
           <w:sz w:val="22"/>
           <w:szCs w:val="22"/>
-          <w:rtl w:val="0"/>
-        </w:rPr>
-        <w:t xml:space="preserve">3. Feature Extraction</w:t>
-      </w:r>
-    </w:p>
-    <w:p>
-      <w:pPr>
-        <w:spacing w:after="240" w:before="240" w:lineRule="auto"/>
-        <w:rPr>
-          <w:rFonts w:ascii="Times New Roman" w:cs="Times New Roman" w:eastAsia="Times New Roman" w:hAnsi="Times New Roman"/>
-        </w:rPr>
-      </w:pPr>
-      <w:r>
-        <w:rPr>
-          <w:rFonts w:ascii="Times New Roman" w:cs="Times New Roman" w:eastAsia="Times New Roman" w:hAnsi="Times New Roman"/>
-          <w:rtl w:val="0"/>
-        </w:rPr>
-        <w:t xml:space="preserve">The cleaned text is converted into numerical form using techniques such as:</w:t>
+        </w:rPr>
+        <w:t>3. Feature Extraction</w:t>
+      </w:r>
+    </w:p>
+    <w:p>
+      <w:pPr>
+        <w:spacing w:before="240" w:after="240"/>
+        <w:rPr>
+          <w:rFonts w:ascii="Times New Roman" w:eastAsia="Times New Roman" w:hAnsi="Times New Roman" w:cs="Times New Roman"/>
+        </w:rPr>
+      </w:pPr>
+      <w:r>
+        <w:rPr>
+          <w:rFonts w:ascii="Times New Roman" w:eastAsia="Times New Roman" w:hAnsi="Times New Roman" w:cs="Times New Roman"/>
+        </w:rPr>
+        <w:t>The cleaned text is converted into numerical form using techniques such as:</w:t>
       </w:r>
     </w:p>
     <w:p>
@@ -943,19 +1016,22 @@
           <w:ilvl w:val="0"/>
           <w:numId w:val="1"/>
         </w:numPr>
-        <w:spacing w:after="0" w:afterAutospacing="0" w:before="240" w:lineRule="auto"/>
-        <w:ind w:left="720" w:hanging="360"/>
-        <w:rPr>
-          <w:rFonts w:ascii="Times New Roman" w:cs="Times New Roman" w:eastAsia="Times New Roman" w:hAnsi="Times New Roman"/>
-        </w:rPr>
-      </w:pPr>
-      <w:r>
-        <w:rPr>
-          <w:rFonts w:ascii="Times New Roman" w:cs="Times New Roman" w:eastAsia="Times New Roman" w:hAnsi="Times New Roman"/>
-          <w:rtl w:val="0"/>
-        </w:rPr>
-        <w:t xml:space="preserve">Bag of Words</w:t>
-        <w:br w:type="textWrapping"/>
+        <w:spacing w:before="240"/>
+        <w:rPr>
+          <w:rFonts w:ascii="Times New Roman" w:eastAsia="Times New Roman" w:hAnsi="Times New Roman" w:cs="Times New Roman"/>
+        </w:rPr>
+      </w:pPr>
+      <w:r>
+        <w:rPr>
+          <w:rFonts w:ascii="Times New Roman" w:eastAsia="Times New Roman" w:hAnsi="Times New Roman" w:cs="Times New Roman"/>
+        </w:rPr>
+        <w:t>Bag of Words</w:t>
+      </w:r>
+      <w:r>
+        <w:rPr>
+          <w:rFonts w:ascii="Times New Roman" w:eastAsia="Times New Roman" w:hAnsi="Times New Roman" w:cs="Times New Roman"/>
+        </w:rPr>
+        <w:br/>
       </w:r>
     </w:p>
     <w:p>
@@ -964,34 +1040,36 @@
           <w:ilvl w:val="0"/>
           <w:numId w:val="1"/>
         </w:numPr>
-        <w:spacing w:after="240" w:before="0" w:beforeAutospacing="0" w:lineRule="auto"/>
-        <w:ind w:left="720" w:hanging="360"/>
-        <w:rPr>
-          <w:rFonts w:ascii="Times New Roman" w:cs="Times New Roman" w:eastAsia="Times New Roman" w:hAnsi="Times New Roman"/>
-        </w:rPr>
-      </w:pPr>
-      <w:r>
-        <w:rPr>
-          <w:rFonts w:ascii="Times New Roman" w:cs="Times New Roman" w:eastAsia="Times New Roman" w:hAnsi="Times New Roman"/>
-          <w:rtl w:val="0"/>
-        </w:rPr>
-        <w:t xml:space="preserve">TF-IDF representation</w:t>
-        <w:br w:type="textWrapping"/>
-      </w:r>
-    </w:p>
-    <w:p>
-      <w:pPr>
-        <w:spacing w:after="240" w:before="240" w:lineRule="auto"/>
-        <w:rPr>
-          <w:rFonts w:ascii="Times New Roman" w:cs="Times New Roman" w:eastAsia="Times New Roman" w:hAnsi="Times New Roman"/>
-        </w:rPr>
-      </w:pPr>
-      <w:r>
-        <w:rPr>
-          <w:rFonts w:ascii="Times New Roman" w:cs="Times New Roman" w:eastAsia="Times New Roman" w:hAnsi="Times New Roman"/>
-          <w:rtl w:val="0"/>
-        </w:rPr>
-        <w:t xml:space="preserve">This allows machine learning models to process the text data.</w:t>
+        <w:spacing w:after="240"/>
+        <w:rPr>
+          <w:rFonts w:ascii="Times New Roman" w:eastAsia="Times New Roman" w:hAnsi="Times New Roman" w:cs="Times New Roman"/>
+        </w:rPr>
+      </w:pPr>
+      <w:r>
+        <w:rPr>
+          <w:rFonts w:ascii="Times New Roman" w:eastAsia="Times New Roman" w:hAnsi="Times New Roman" w:cs="Times New Roman"/>
+        </w:rPr>
+        <w:t>TF-IDF representation</w:t>
+      </w:r>
+      <w:r>
+        <w:rPr>
+          <w:rFonts w:ascii="Times New Roman" w:eastAsia="Times New Roman" w:hAnsi="Times New Roman" w:cs="Times New Roman"/>
+        </w:rPr>
+        <w:br/>
+      </w:r>
+    </w:p>
+    <w:p>
+      <w:pPr>
+        <w:spacing w:before="240" w:after="240"/>
+        <w:rPr>
+          <w:rFonts w:ascii="Times New Roman" w:eastAsia="Times New Roman" w:hAnsi="Times New Roman" w:cs="Times New Roman"/>
+        </w:rPr>
+      </w:pPr>
+      <w:r>
+        <w:rPr>
+          <w:rFonts w:ascii="Times New Roman" w:eastAsia="Times New Roman" w:hAnsi="Times New Roman" w:cs="Times New Roman"/>
+        </w:rPr>
+        <w:t>This allows machine learning models to process the text data.</w:t>
       </w:r>
     </w:p>
     <w:p>
@@ -999,44 +1077,42 @@
         <w:pStyle w:val="Heading3"/>
         <w:keepNext w:val="0"/>
         <w:keepLines w:val="0"/>
-        <w:spacing w:before="280" w:lineRule="auto"/>
-        <w:rPr>
-          <w:rFonts w:ascii="Times New Roman" w:cs="Times New Roman" w:eastAsia="Times New Roman" w:hAnsi="Times New Roman"/>
-          <w:b w:val="1"/>
-          <w:bCs w:val="1"/>
+        <w:spacing w:before="280"/>
+        <w:rPr>
+          <w:rFonts w:ascii="Times New Roman" w:eastAsia="Times New Roman" w:hAnsi="Times New Roman" w:cs="Times New Roman"/>
+          <w:b/>
+          <w:bCs/>
           <w:color w:val="000000"/>
           <w:sz w:val="22"/>
           <w:szCs w:val="22"/>
         </w:rPr>
       </w:pPr>
-      <w:bookmarkStart w:colFirst="0" w:colLast="0" w:name="_d0xxcgm35y09" w:id="9"/>
+      <w:bookmarkStart w:id="9" w:name="_d0xxcgm35y09" w:colFirst="0" w:colLast="0"/>
       <w:bookmarkEnd w:id="9"/>
       <w:r>
         <w:rPr>
-          <w:rFonts w:ascii="Times New Roman" w:cs="Times New Roman" w:eastAsia="Times New Roman" w:hAnsi="Times New Roman"/>
-          <w:b w:val="1"/>
-          <w:bCs w:val="1"/>
+          <w:rFonts w:ascii="Times New Roman" w:eastAsia="Times New Roman" w:hAnsi="Times New Roman" w:cs="Times New Roman"/>
+          <w:b/>
+          <w:bCs/>
           <w:color w:val="000000"/>
           <w:sz w:val="22"/>
           <w:szCs w:val="22"/>
-          <w:rtl w:val="0"/>
-        </w:rPr>
-        <w:t xml:space="preserve">4. Sentiment Classification</w:t>
-      </w:r>
-    </w:p>
-    <w:p>
-      <w:pPr>
-        <w:spacing w:after="240" w:before="240" w:lineRule="auto"/>
-        <w:rPr>
-          <w:rFonts w:ascii="Times New Roman" w:cs="Times New Roman" w:eastAsia="Times New Roman" w:hAnsi="Times New Roman"/>
-        </w:rPr>
-      </w:pPr>
-      <w:r>
-        <w:rPr>
-          <w:rFonts w:ascii="Times New Roman" w:cs="Times New Roman" w:eastAsia="Times New Roman" w:hAnsi="Times New Roman"/>
-          <w:rtl w:val="0"/>
-        </w:rPr>
-        <w:t xml:space="preserve">The selected algorithm analyzes the features and classifies the text into sentiment categories such as:</w:t>
+        </w:rPr>
+        <w:t>4. Sentiment Classification</w:t>
+      </w:r>
+    </w:p>
+    <w:p>
+      <w:pPr>
+        <w:spacing w:before="240" w:after="240"/>
+        <w:rPr>
+          <w:rFonts w:ascii="Times New Roman" w:eastAsia="Times New Roman" w:hAnsi="Times New Roman" w:cs="Times New Roman"/>
+        </w:rPr>
+      </w:pPr>
+      <w:r>
+        <w:rPr>
+          <w:rFonts w:ascii="Times New Roman" w:eastAsia="Times New Roman" w:hAnsi="Times New Roman" w:cs="Times New Roman"/>
+        </w:rPr>
+        <w:t>The selected algorithm analyzes the features and classifies the text into sentiment categories such as:</w:t>
       </w:r>
     </w:p>
     <w:p>
@@ -1045,19 +1121,22 @@
           <w:ilvl w:val="0"/>
           <w:numId w:val="5"/>
         </w:numPr>
-        <w:spacing w:after="0" w:afterAutospacing="0" w:before="240" w:lineRule="auto"/>
-        <w:ind w:left="720" w:hanging="360"/>
-        <w:rPr>
-          <w:rFonts w:ascii="Times New Roman" w:cs="Times New Roman" w:eastAsia="Times New Roman" w:hAnsi="Times New Roman"/>
-        </w:rPr>
-      </w:pPr>
-      <w:r>
-        <w:rPr>
-          <w:rFonts w:ascii="Times New Roman" w:cs="Times New Roman" w:eastAsia="Times New Roman" w:hAnsi="Times New Roman"/>
-          <w:rtl w:val="0"/>
-        </w:rPr>
-        <w:t xml:space="preserve">Positive</w:t>
-        <w:br w:type="textWrapping"/>
+        <w:spacing w:before="240"/>
+        <w:rPr>
+          <w:rFonts w:ascii="Times New Roman" w:eastAsia="Times New Roman" w:hAnsi="Times New Roman" w:cs="Times New Roman"/>
+        </w:rPr>
+      </w:pPr>
+      <w:r>
+        <w:rPr>
+          <w:rFonts w:ascii="Times New Roman" w:eastAsia="Times New Roman" w:hAnsi="Times New Roman" w:cs="Times New Roman"/>
+        </w:rPr>
+        <w:t>Positive</w:t>
+      </w:r>
+      <w:r>
+        <w:rPr>
+          <w:rFonts w:ascii="Times New Roman" w:eastAsia="Times New Roman" w:hAnsi="Times New Roman" w:cs="Times New Roman"/>
+        </w:rPr>
+        <w:br/>
       </w:r>
     </w:p>
     <w:p>
@@ -1066,19 +1145,21 @@
           <w:ilvl w:val="0"/>
           <w:numId w:val="5"/>
         </w:numPr>
-        <w:spacing w:after="0" w:afterAutospacing="0" w:before="0" w:beforeAutospacing="0" w:lineRule="auto"/>
-        <w:ind w:left="720" w:hanging="360"/>
-        <w:rPr>
-          <w:rFonts w:ascii="Times New Roman" w:cs="Times New Roman" w:eastAsia="Times New Roman" w:hAnsi="Times New Roman"/>
-        </w:rPr>
-      </w:pPr>
-      <w:r>
-        <w:rPr>
-          <w:rFonts w:ascii="Times New Roman" w:cs="Times New Roman" w:eastAsia="Times New Roman" w:hAnsi="Times New Roman"/>
-          <w:rtl w:val="0"/>
-        </w:rPr>
-        <w:t xml:space="preserve">Negative</w:t>
-        <w:br w:type="textWrapping"/>
+        <w:rPr>
+          <w:rFonts w:ascii="Times New Roman" w:eastAsia="Times New Roman" w:hAnsi="Times New Roman" w:cs="Times New Roman"/>
+        </w:rPr>
+      </w:pPr>
+      <w:r>
+        <w:rPr>
+          <w:rFonts w:ascii="Times New Roman" w:eastAsia="Times New Roman" w:hAnsi="Times New Roman" w:cs="Times New Roman"/>
+        </w:rPr>
+        <w:t>Negative</w:t>
+      </w:r>
+      <w:r>
+        <w:rPr>
+          <w:rFonts w:ascii="Times New Roman" w:eastAsia="Times New Roman" w:hAnsi="Times New Roman" w:cs="Times New Roman"/>
+        </w:rPr>
+        <w:br/>
       </w:r>
     </w:p>
     <w:p>
@@ -1087,287 +1168,261 @@
           <w:ilvl w:val="0"/>
           <w:numId w:val="5"/>
         </w:numPr>
-        <w:spacing w:after="240" w:before="0" w:beforeAutospacing="0" w:lineRule="auto"/>
-        <w:ind w:left="720" w:hanging="360"/>
-        <w:rPr>
-          <w:rFonts w:ascii="Times New Roman" w:cs="Times New Roman" w:eastAsia="Times New Roman" w:hAnsi="Times New Roman"/>
-        </w:rPr>
-      </w:pPr>
-      <w:r>
-        <w:rPr>
-          <w:rFonts w:ascii="Times New Roman" w:cs="Times New Roman" w:eastAsia="Times New Roman" w:hAnsi="Times New Roman"/>
-          <w:rtl w:val="0"/>
-        </w:rPr>
-        <w:t xml:space="preserve">Neutral</w:t>
-        <w:br w:type="textWrapping"/>
-      </w:r>
-    </w:p>
-    <w:p>
-      <w:pPr>
-        <w:spacing w:after="240" w:before="240" w:lineRule="auto"/>
-        <w:rPr>
-          <w:rFonts w:ascii="Times New Roman" w:cs="Times New Roman" w:eastAsia="Times New Roman" w:hAnsi="Times New Roman"/>
-        </w:rPr>
-      </w:pPr>
-      <w:r>
-        <w:rPr>
-          <w:rFonts w:ascii="Times New Roman" w:cs="Times New Roman" w:eastAsia="Times New Roman" w:hAnsi="Times New Roman"/>
-          <w:rtl w:val="0"/>
-        </w:rPr>
-        <w:t xml:space="preserve">For example:</w:t>
+        <w:spacing w:after="240"/>
+        <w:rPr>
+          <w:rFonts w:ascii="Times New Roman" w:eastAsia="Times New Roman" w:hAnsi="Times New Roman" w:cs="Times New Roman"/>
+        </w:rPr>
+      </w:pPr>
+      <w:r>
+        <w:rPr>
+          <w:rFonts w:ascii="Times New Roman" w:eastAsia="Times New Roman" w:hAnsi="Times New Roman" w:cs="Times New Roman"/>
+        </w:rPr>
+        <w:t>Neutral</w:t>
+      </w:r>
+      <w:r>
+        <w:rPr>
+          <w:rFonts w:ascii="Times New Roman" w:eastAsia="Times New Roman" w:hAnsi="Times New Roman" w:cs="Times New Roman"/>
+        </w:rPr>
+        <w:br/>
+      </w:r>
+    </w:p>
+    <w:p>
+      <w:pPr>
+        <w:spacing w:before="240" w:after="240"/>
+        <w:rPr>
+          <w:rFonts w:ascii="Times New Roman" w:eastAsia="Times New Roman" w:hAnsi="Times New Roman" w:cs="Times New Roman"/>
+        </w:rPr>
+      </w:pPr>
+      <w:r>
+        <w:rPr>
+          <w:rFonts w:ascii="Times New Roman" w:eastAsia="Times New Roman" w:hAnsi="Times New Roman" w:cs="Times New Roman"/>
+        </w:rPr>
+        <w:t>For example:</w:t>
       </w:r>
     </w:p>
     <w:tbl>
       <w:tblPr>
-        <w:tblStyle w:val="Table1"/>
-        <w:tblW w:w="4090.0" w:type="dxa"/>
-        <w:jc w:val="left"/>
+        <w:tblStyle w:val="a"/>
+        <w:tblW w:w="4090" w:type="dxa"/>
+        <w:tblInd w:w="0" w:type="dxa"/>
         <w:tblBorders>
-          <w:top w:color="000000" w:space="0" w:sz="6" w:val="single"/>
-          <w:left w:color="000000" w:space="0" w:sz="6" w:val="single"/>
-          <w:bottom w:color="000000" w:space="0" w:sz="6" w:val="single"/>
-          <w:right w:color="000000" w:space="0" w:sz="6" w:val="single"/>
-          <w:insideH w:color="000000" w:space="0" w:sz="6" w:val="single"/>
-          <w:insideV w:color="000000" w:space="0" w:sz="6" w:val="single"/>
+          <w:top w:val="single" w:sz="6" w:space="0" w:color="000000"/>
+          <w:left w:val="single" w:sz="6" w:space="0" w:color="000000"/>
+          <w:bottom w:val="single" w:sz="6" w:space="0" w:color="000000"/>
+          <w:right w:val="single" w:sz="6" w:space="0" w:color="000000"/>
+          <w:insideH w:val="single" w:sz="6" w:space="0" w:color="000000"/>
+          <w:insideV w:val="single" w:sz="6" w:space="0" w:color="000000"/>
         </w:tblBorders>
         <w:tblLayout w:type="fixed"/>
-        <w:tblLook w:val="0600"/>
+        <w:tblLook w:val="0600" w:firstRow="0" w:lastRow="0" w:firstColumn="0" w:lastColumn="0" w:noHBand="1" w:noVBand="1"/>
       </w:tblPr>
       <w:tblGrid>
         <w:gridCol w:w="2825"/>
         <w:gridCol w:w="1265"/>
-        <w:tblGridChange w:id="0">
-          <w:tblGrid>
-            <w:gridCol w:w="2825"/>
-            <w:gridCol w:w="1265"/>
-          </w:tblGrid>
-        </w:tblGridChange>
       </w:tblGrid>
       <w:tr>
         <w:trPr>
-          <w:cantSplit w:val="0"/>
-          <w:trHeight w:val="720.92529296875" w:hRule="atLeast"/>
-          <w:tblHeader w:val="0"/>
+          <w:trHeight w:val="720"/>
         </w:trPr>
         <w:tc>
           <w:tcPr>
+            <w:tcW w:w="2825" w:type="dxa"/>
             <w:tcBorders>
-              <w:top w:color="000000" w:space="0" w:sz="6" w:val="single"/>
-              <w:left w:color="000000" w:space="0" w:sz="6" w:val="single"/>
-              <w:bottom w:color="000000" w:space="0" w:sz="6" w:val="single"/>
-              <w:right w:color="000000" w:space="0" w:sz="6" w:val="single"/>
+              <w:top w:val="single" w:sz="6" w:space="0" w:color="000000"/>
+              <w:left w:val="single" w:sz="6" w:space="0" w:color="000000"/>
+              <w:bottom w:val="single" w:sz="6" w:space="0" w:color="000000"/>
+              <w:right w:val="single" w:sz="6" w:space="0" w:color="000000"/>
             </w:tcBorders>
             <w:tcMar>
-              <w:top w:w="100.0" w:type="dxa"/>
-              <w:left w:w="100.0" w:type="dxa"/>
-              <w:bottom w:w="100.0" w:type="dxa"/>
-              <w:right w:w="100.0" w:type="dxa"/>
+              <w:top w:w="100" w:type="dxa"/>
+              <w:left w:w="100" w:type="dxa"/>
+              <w:bottom w:w="100" w:type="dxa"/>
+              <w:right w:w="100" w:type="dxa"/>
             </w:tcMar>
-            <w:vAlign w:val="top"/>
           </w:tcPr>
           <w:p>
             <w:pPr>
-              <w:spacing w:after="240" w:before="240" w:lineRule="auto"/>
+              <w:spacing w:before="240" w:after="240"/>
               <w:jc w:val="center"/>
               <w:rPr>
-                <w:rFonts w:ascii="Times New Roman" w:cs="Times New Roman" w:eastAsia="Times New Roman" w:hAnsi="Times New Roman"/>
+                <w:rFonts w:ascii="Times New Roman" w:eastAsia="Times New Roman" w:hAnsi="Times New Roman" w:cs="Times New Roman"/>
               </w:rPr>
             </w:pPr>
             <w:r>
               <w:rPr>
-                <w:rFonts w:ascii="Times New Roman" w:cs="Times New Roman" w:eastAsia="Times New Roman" w:hAnsi="Times New Roman"/>
-                <w:b w:val="1"/>
-                <w:bCs w:val="1"/>
-                <w:rtl w:val="0"/>
+                <w:rFonts w:ascii="Times New Roman" w:eastAsia="Times New Roman" w:hAnsi="Times New Roman" w:cs="Times New Roman"/>
+                <w:b/>
+                <w:bCs/>
               </w:rPr>
-              <w:t xml:space="preserve">Text</w:t>
-            </w:r>
-            <w:r>
-              <w:rPr>
-                <w:rtl w:val="0"/>
-              </w:rPr>
+              <w:t>Text</w:t>
             </w:r>
           </w:p>
         </w:tc>
         <w:tc>
           <w:tcPr>
+            <w:tcW w:w="1265" w:type="dxa"/>
             <w:tcBorders>
-              <w:top w:color="000000" w:space="0" w:sz="6" w:val="single"/>
-              <w:left w:color="000000" w:space="0" w:sz="6" w:val="single"/>
-              <w:bottom w:color="000000" w:space="0" w:sz="6" w:val="single"/>
-              <w:right w:color="000000" w:space="0" w:sz="6" w:val="single"/>
+              <w:top w:val="single" w:sz="6" w:space="0" w:color="000000"/>
+              <w:left w:val="single" w:sz="6" w:space="0" w:color="000000"/>
+              <w:bottom w:val="single" w:sz="6" w:space="0" w:color="000000"/>
+              <w:right w:val="single" w:sz="6" w:space="0" w:color="000000"/>
             </w:tcBorders>
             <w:tcMar>
-              <w:top w:w="100.0" w:type="dxa"/>
-              <w:left w:w="100.0" w:type="dxa"/>
-              <w:bottom w:w="100.0" w:type="dxa"/>
-              <w:right w:w="100.0" w:type="dxa"/>
+              <w:top w:w="100" w:type="dxa"/>
+              <w:left w:w="100" w:type="dxa"/>
+              <w:bottom w:w="100" w:type="dxa"/>
+              <w:right w:w="100" w:type="dxa"/>
             </w:tcMar>
-            <w:vAlign w:val="top"/>
           </w:tcPr>
           <w:p>
             <w:pPr>
-              <w:spacing w:after="240" w:before="240" w:lineRule="auto"/>
+              <w:spacing w:before="240" w:after="240"/>
               <w:jc w:val="center"/>
               <w:rPr>
-                <w:rFonts w:ascii="Times New Roman" w:cs="Times New Roman" w:eastAsia="Times New Roman" w:hAnsi="Times New Roman"/>
+                <w:rFonts w:ascii="Times New Roman" w:eastAsia="Times New Roman" w:hAnsi="Times New Roman" w:cs="Times New Roman"/>
               </w:rPr>
             </w:pPr>
             <w:r>
               <w:rPr>
-                <w:rFonts w:ascii="Times New Roman" w:cs="Times New Roman" w:eastAsia="Times New Roman" w:hAnsi="Times New Roman"/>
-                <w:b w:val="1"/>
-                <w:bCs w:val="1"/>
-                <w:rtl w:val="0"/>
+                <w:rFonts w:ascii="Times New Roman" w:eastAsia="Times New Roman" w:hAnsi="Times New Roman" w:cs="Times New Roman"/>
+                <w:b/>
+                <w:bCs/>
               </w:rPr>
-              <w:t xml:space="preserve">Sentiment</w:t>
-            </w:r>
-            <w:r>
-              <w:rPr>
-                <w:rtl w:val="0"/>
-              </w:rPr>
+              <w:t>Sentiment</w:t>
             </w:r>
           </w:p>
         </w:tc>
       </w:tr>
       <w:tr>
         <w:trPr>
-          <w:cantSplit w:val="0"/>
-          <w:trHeight w:val="720.92529296875" w:hRule="atLeast"/>
-          <w:tblHeader w:val="0"/>
+          <w:trHeight w:val="720"/>
         </w:trPr>
         <w:tc>
           <w:tcPr>
+            <w:tcW w:w="2825" w:type="dxa"/>
             <w:tcBorders>
-              <w:top w:color="000000" w:space="0" w:sz="6" w:val="single"/>
-              <w:left w:color="000000" w:space="0" w:sz="6" w:val="single"/>
-              <w:bottom w:color="000000" w:space="0" w:sz="6" w:val="single"/>
-              <w:right w:color="000000" w:space="0" w:sz="6" w:val="single"/>
+              <w:top w:val="single" w:sz="6" w:space="0" w:color="000000"/>
+              <w:left w:val="single" w:sz="6" w:space="0" w:color="000000"/>
+              <w:bottom w:val="single" w:sz="6" w:space="0" w:color="000000"/>
+              <w:right w:val="single" w:sz="6" w:space="0" w:color="000000"/>
             </w:tcBorders>
             <w:tcMar>
-              <w:top w:w="100.0" w:type="dxa"/>
-              <w:left w:w="100.0" w:type="dxa"/>
-              <w:bottom w:w="100.0" w:type="dxa"/>
-              <w:right w:w="100.0" w:type="dxa"/>
+              <w:top w:w="100" w:type="dxa"/>
+              <w:left w:w="100" w:type="dxa"/>
+              <w:bottom w:w="100" w:type="dxa"/>
+              <w:right w:w="100" w:type="dxa"/>
             </w:tcMar>
-            <w:vAlign w:val="top"/>
           </w:tcPr>
           <w:p>
             <w:pPr>
-              <w:spacing w:after="240" w:before="240" w:lineRule="auto"/>
+              <w:spacing w:before="240" w:after="240"/>
               <w:rPr>
-                <w:rFonts w:ascii="Times New Roman" w:cs="Times New Roman" w:eastAsia="Times New Roman" w:hAnsi="Times New Roman"/>
+                <w:rFonts w:ascii="Times New Roman" w:eastAsia="Times New Roman" w:hAnsi="Times New Roman" w:cs="Times New Roman"/>
               </w:rPr>
             </w:pPr>
             <w:r>
               <w:rPr>
-                <w:rFonts w:ascii="Baloo" w:cs="Baloo" w:eastAsia="Baloo" w:hAnsi="Baloo"/>
-                <w:rtl w:val="0"/>
+                <w:rFonts w:ascii="Baloo" w:eastAsia="Baloo" w:hAnsi="Baloo" w:cs="Baloo"/>
               </w:rPr>
-              <w:t xml:space="preserve">"यह मोबाइल बहुत अच्छा है"</w:t>
+              <w:t>"यह मोबाइल बहुत अच्छा है"</w:t>
             </w:r>
           </w:p>
         </w:tc>
         <w:tc>
           <w:tcPr>
+            <w:tcW w:w="1265" w:type="dxa"/>
             <w:tcBorders>
-              <w:top w:color="000000" w:space="0" w:sz="6" w:val="single"/>
-              <w:left w:color="000000" w:space="0" w:sz="6" w:val="single"/>
-              <w:bottom w:color="000000" w:space="0" w:sz="6" w:val="single"/>
-              <w:right w:color="000000" w:space="0" w:sz="6" w:val="single"/>
+              <w:top w:val="single" w:sz="6" w:space="0" w:color="000000"/>
+              <w:left w:val="single" w:sz="6" w:space="0" w:color="000000"/>
+              <w:bottom w:val="single" w:sz="6" w:space="0" w:color="000000"/>
+              <w:right w:val="single" w:sz="6" w:space="0" w:color="000000"/>
             </w:tcBorders>
             <w:tcMar>
-              <w:top w:w="100.0" w:type="dxa"/>
-              <w:left w:w="100.0" w:type="dxa"/>
-              <w:bottom w:w="100.0" w:type="dxa"/>
-              <w:right w:w="100.0" w:type="dxa"/>
+              <w:top w:w="100" w:type="dxa"/>
+              <w:left w:w="100" w:type="dxa"/>
+              <w:bottom w:w="100" w:type="dxa"/>
+              <w:right w:w="100" w:type="dxa"/>
             </w:tcMar>
-            <w:vAlign w:val="top"/>
           </w:tcPr>
           <w:p>
             <w:pPr>
-              <w:spacing w:after="240" w:before="240" w:lineRule="auto"/>
+              <w:spacing w:before="240" w:after="240"/>
               <w:rPr>
-                <w:rFonts w:ascii="Times New Roman" w:cs="Times New Roman" w:eastAsia="Times New Roman" w:hAnsi="Times New Roman"/>
+                <w:rFonts w:ascii="Times New Roman" w:eastAsia="Times New Roman" w:hAnsi="Times New Roman" w:cs="Times New Roman"/>
               </w:rPr>
             </w:pPr>
             <w:r>
               <w:rPr>
-                <w:rFonts w:ascii="Times New Roman" w:cs="Times New Roman" w:eastAsia="Times New Roman" w:hAnsi="Times New Roman"/>
-                <w:rtl w:val="0"/>
+                <w:rFonts w:ascii="Times New Roman" w:eastAsia="Times New Roman" w:hAnsi="Times New Roman" w:cs="Times New Roman"/>
               </w:rPr>
-              <w:t xml:space="preserve">Positive</w:t>
+              <w:t>Positive</w:t>
             </w:r>
           </w:p>
         </w:tc>
       </w:tr>
       <w:tr>
         <w:trPr>
-          <w:cantSplit w:val="0"/>
-          <w:trHeight w:val="720.92529296875" w:hRule="atLeast"/>
-          <w:tblHeader w:val="0"/>
+          <w:trHeight w:val="720"/>
         </w:trPr>
         <w:tc>
           <w:tcPr>
+            <w:tcW w:w="2825" w:type="dxa"/>
             <w:tcBorders>
-              <w:top w:color="000000" w:space="0" w:sz="6" w:val="single"/>
-              <w:left w:color="000000" w:space="0" w:sz="6" w:val="single"/>
-              <w:bottom w:color="000000" w:space="0" w:sz="6" w:val="single"/>
-              <w:right w:color="000000" w:space="0" w:sz="6" w:val="single"/>
+              <w:top w:val="single" w:sz="6" w:space="0" w:color="000000"/>
+              <w:left w:val="single" w:sz="6" w:space="0" w:color="000000"/>
+              <w:bottom w:val="single" w:sz="6" w:space="0" w:color="000000"/>
+              <w:right w:val="single" w:sz="6" w:space="0" w:color="000000"/>
             </w:tcBorders>
             <w:tcMar>
-              <w:top w:w="100.0" w:type="dxa"/>
-              <w:left w:w="100.0" w:type="dxa"/>
-              <w:bottom w:w="100.0" w:type="dxa"/>
-              <w:right w:w="100.0" w:type="dxa"/>
+              <w:top w:w="100" w:type="dxa"/>
+              <w:left w:w="100" w:type="dxa"/>
+              <w:bottom w:w="100" w:type="dxa"/>
+              <w:right w:w="100" w:type="dxa"/>
             </w:tcMar>
-            <w:vAlign w:val="top"/>
           </w:tcPr>
           <w:p>
             <w:pPr>
-              <w:spacing w:after="240" w:before="240" w:lineRule="auto"/>
+              <w:spacing w:before="240" w:after="240"/>
               <w:rPr>
-                <w:rFonts w:ascii="Times New Roman" w:cs="Times New Roman" w:eastAsia="Times New Roman" w:hAnsi="Times New Roman"/>
+                <w:rFonts w:ascii="Times New Roman" w:eastAsia="Times New Roman" w:hAnsi="Times New Roman" w:cs="Times New Roman"/>
               </w:rPr>
             </w:pPr>
             <w:r>
               <w:rPr>
-                <w:rFonts w:ascii="Baloo" w:cs="Baloo" w:eastAsia="Baloo" w:hAnsi="Baloo"/>
-                <w:rtl w:val="0"/>
+                <w:rFonts w:ascii="Baloo" w:eastAsia="Baloo" w:hAnsi="Baloo" w:cs="Baloo"/>
               </w:rPr>
-              <w:t xml:space="preserve">"यह सेवा बहुत खराब है"</w:t>
+              <w:t>"यह सेवा बहुत खराब है"</w:t>
             </w:r>
           </w:p>
         </w:tc>
         <w:tc>
           <w:tcPr>
+            <w:tcW w:w="1265" w:type="dxa"/>
             <w:tcBorders>
-              <w:top w:color="000000" w:space="0" w:sz="6" w:val="single"/>
-              <w:left w:color="000000" w:space="0" w:sz="6" w:val="single"/>
-              <w:bottom w:color="000000" w:space="0" w:sz="6" w:val="single"/>
-              <w:right w:color="000000" w:space="0" w:sz="6" w:val="single"/>
+              <w:top w:val="single" w:sz="6" w:space="0" w:color="000000"/>
+              <w:left w:val="single" w:sz="6" w:space="0" w:color="000000"/>
+              <w:bottom w:val="single" w:sz="6" w:space="0" w:color="000000"/>
+              <w:right w:val="single" w:sz="6" w:space="0" w:color="000000"/>
             </w:tcBorders>
             <w:tcMar>
-              <w:top w:w="100.0" w:type="dxa"/>
-              <w:left w:w="100.0" w:type="dxa"/>
-              <w:bottom w:w="100.0" w:type="dxa"/>
-              <w:right w:w="100.0" w:type="dxa"/>
+              <w:top w:w="100" w:type="dxa"/>
+              <w:left w:w="100" w:type="dxa"/>
+              <w:bottom w:w="100" w:type="dxa"/>
+              <w:right w:w="100" w:type="dxa"/>
             </w:tcMar>
-            <w:vAlign w:val="top"/>
           </w:tcPr>
           <w:p>
             <w:pPr>
-              <w:spacing w:after="240" w:before="240" w:lineRule="auto"/>
+              <w:spacing w:before="240" w:after="240"/>
               <w:rPr>
-                <w:rFonts w:ascii="Times New Roman" w:cs="Times New Roman" w:eastAsia="Times New Roman" w:hAnsi="Times New Roman"/>
+                <w:rFonts w:ascii="Times New Roman" w:eastAsia="Times New Roman" w:hAnsi="Times New Roman" w:cs="Times New Roman"/>
               </w:rPr>
             </w:pPr>
             <w:r>
               <w:rPr>
-                <w:rFonts w:ascii="Times New Roman" w:cs="Times New Roman" w:eastAsia="Times New Roman" w:hAnsi="Times New Roman"/>
-                <w:rtl w:val="0"/>
+                <w:rFonts w:ascii="Times New Roman" w:eastAsia="Times New Roman" w:hAnsi="Times New Roman" w:cs="Times New Roman"/>
               </w:rPr>
-              <w:t xml:space="preserve">Negative</w:t>
+              <w:t>Negative</w:t>
             </w:r>
           </w:p>
         </w:tc>
@@ -1378,27 +1433,26 @@
         <w:pStyle w:val="Heading1"/>
         <w:keepNext w:val="0"/>
         <w:keepLines w:val="0"/>
-        <w:spacing w:before="480" w:lineRule="auto"/>
-        <w:rPr>
-          <w:rFonts w:ascii="Times New Roman" w:cs="Times New Roman" w:eastAsia="Times New Roman" w:hAnsi="Times New Roman"/>
-          <w:b w:val="1"/>
-          <w:bCs w:val="1"/>
+        <w:spacing w:before="480"/>
+        <w:rPr>
+          <w:rFonts w:ascii="Times New Roman" w:eastAsia="Times New Roman" w:hAnsi="Times New Roman" w:cs="Times New Roman"/>
+          <w:b/>
+          <w:bCs/>
           <w:sz w:val="22"/>
           <w:szCs w:val="22"/>
         </w:rPr>
       </w:pPr>
-      <w:bookmarkStart w:colFirst="0" w:colLast="0" w:name="_j5x9u8bfr4rl" w:id="10"/>
+      <w:bookmarkStart w:id="10" w:name="_j5x9u8bfr4rl" w:colFirst="0" w:colLast="0"/>
       <w:bookmarkEnd w:id="10"/>
       <w:r>
         <w:rPr>
-          <w:rFonts w:ascii="Times New Roman" w:cs="Times New Roman" w:eastAsia="Times New Roman" w:hAnsi="Times New Roman"/>
-          <w:b w:val="1"/>
-          <w:bCs w:val="1"/>
+          <w:rFonts w:ascii="Times New Roman" w:eastAsia="Times New Roman" w:hAnsi="Times New Roman" w:cs="Times New Roman"/>
+          <w:b/>
+          <w:bCs/>
           <w:sz w:val="22"/>
           <w:szCs w:val="22"/>
-          <w:rtl w:val="0"/>
-        </w:rPr>
-        <w:t xml:space="preserve">Advantages of Sentiment Analysis</w:t>
+        </w:rPr>
+        <w:t>Advantages of Sentiment Analysis</w:t>
       </w:r>
     </w:p>
     <w:p>
@@ -1407,19 +1461,23 @@
           <w:ilvl w:val="0"/>
           <w:numId w:val="2"/>
         </w:numPr>
-        <w:spacing w:after="0" w:afterAutospacing="0" w:before="240" w:lineRule="auto"/>
-        <w:ind w:left="720" w:hanging="360"/>
-        <w:rPr>
-          <w:rFonts w:ascii="Times New Roman" w:cs="Times New Roman" w:eastAsia="Times New Roman" w:hAnsi="Times New Roman"/>
-        </w:rPr>
-      </w:pPr>
-      <w:r>
-        <w:rPr>
-          <w:rFonts w:ascii="Times New Roman" w:cs="Times New Roman" w:eastAsia="Times New Roman" w:hAnsi="Times New Roman"/>
-          <w:rtl w:val="0"/>
-        </w:rPr>
-        <w:t xml:space="preserve">Helps understand customer opinions</w:t>
-        <w:br w:type="textWrapping"/>
+        <w:spacing w:before="240"/>
+        <w:rPr>
+          <w:rFonts w:ascii="Times New Roman" w:eastAsia="Times New Roman" w:hAnsi="Times New Roman" w:cs="Times New Roman"/>
+        </w:rPr>
+      </w:pPr>
+      <w:r>
+        <w:rPr>
+          <w:rFonts w:ascii="Times New Roman" w:eastAsia="Times New Roman" w:hAnsi="Times New Roman" w:cs="Times New Roman"/>
+        </w:rPr>
+        <w:lastRenderedPageBreak/>
+        <w:t>Helps understand customer opinions</w:t>
+      </w:r>
+      <w:r>
+        <w:rPr>
+          <w:rFonts w:ascii="Times New Roman" w:eastAsia="Times New Roman" w:hAnsi="Times New Roman" w:cs="Times New Roman"/>
+        </w:rPr>
+        <w:br/>
       </w:r>
     </w:p>
     <w:p>
@@ -1428,19 +1486,21 @@
           <w:ilvl w:val="0"/>
           <w:numId w:val="2"/>
         </w:numPr>
-        <w:spacing w:after="0" w:afterAutospacing="0" w:before="0" w:beforeAutospacing="0" w:lineRule="auto"/>
-        <w:ind w:left="720" w:hanging="360"/>
-        <w:rPr>
-          <w:rFonts w:ascii="Times New Roman" w:cs="Times New Roman" w:eastAsia="Times New Roman" w:hAnsi="Times New Roman"/>
-        </w:rPr>
-      </w:pPr>
-      <w:r>
-        <w:rPr>
-          <w:rFonts w:ascii="Times New Roman" w:cs="Times New Roman" w:eastAsia="Times New Roman" w:hAnsi="Times New Roman"/>
-          <w:rtl w:val="0"/>
-        </w:rPr>
-        <w:t xml:space="preserve">Useful for analyzing large amounts of text data</w:t>
-        <w:br w:type="textWrapping"/>
+        <w:rPr>
+          <w:rFonts w:ascii="Times New Roman" w:eastAsia="Times New Roman" w:hAnsi="Times New Roman" w:cs="Times New Roman"/>
+        </w:rPr>
+      </w:pPr>
+      <w:r>
+        <w:rPr>
+          <w:rFonts w:ascii="Times New Roman" w:eastAsia="Times New Roman" w:hAnsi="Times New Roman" w:cs="Times New Roman"/>
+        </w:rPr>
+        <w:t>Useful for analyzing large amounts of text data</w:t>
+      </w:r>
+      <w:r>
+        <w:rPr>
+          <w:rFonts w:ascii="Times New Roman" w:eastAsia="Times New Roman" w:hAnsi="Times New Roman" w:cs="Times New Roman"/>
+        </w:rPr>
+        <w:br/>
       </w:r>
     </w:p>
     <w:p>
@@ -1449,19 +1509,21 @@
           <w:ilvl w:val="0"/>
           <w:numId w:val="2"/>
         </w:numPr>
-        <w:spacing w:after="0" w:afterAutospacing="0" w:before="0" w:beforeAutospacing="0" w:lineRule="auto"/>
-        <w:ind w:left="720" w:hanging="360"/>
-        <w:rPr>
-          <w:rFonts w:ascii="Times New Roman" w:cs="Times New Roman" w:eastAsia="Times New Roman" w:hAnsi="Times New Roman"/>
-        </w:rPr>
-      </w:pPr>
-      <w:r>
-        <w:rPr>
-          <w:rFonts w:ascii="Times New Roman" w:cs="Times New Roman" w:eastAsia="Times New Roman" w:hAnsi="Times New Roman"/>
-          <w:rtl w:val="0"/>
-        </w:rPr>
-        <w:t xml:space="preserve">Supports decision-making for businesses</w:t>
-        <w:br w:type="textWrapping"/>
+        <w:rPr>
+          <w:rFonts w:ascii="Times New Roman" w:eastAsia="Times New Roman" w:hAnsi="Times New Roman" w:cs="Times New Roman"/>
+        </w:rPr>
+      </w:pPr>
+      <w:r>
+        <w:rPr>
+          <w:rFonts w:ascii="Times New Roman" w:eastAsia="Times New Roman" w:hAnsi="Times New Roman" w:cs="Times New Roman"/>
+        </w:rPr>
+        <w:t>Supports decision-making for businesses</w:t>
+      </w:r>
+      <w:r>
+        <w:rPr>
+          <w:rFonts w:ascii="Times New Roman" w:eastAsia="Times New Roman" w:hAnsi="Times New Roman" w:cs="Times New Roman"/>
+        </w:rPr>
+        <w:br/>
       </w:r>
     </w:p>
     <w:p>
@@ -1470,19 +1532,22 @@
           <w:ilvl w:val="0"/>
           <w:numId w:val="2"/>
         </w:numPr>
-        <w:spacing w:after="240" w:before="0" w:beforeAutospacing="0" w:lineRule="auto"/>
-        <w:ind w:left="720" w:hanging="360"/>
-        <w:rPr>
-          <w:rFonts w:ascii="Times New Roman" w:cs="Times New Roman" w:eastAsia="Times New Roman" w:hAnsi="Times New Roman"/>
-        </w:rPr>
-      </w:pPr>
-      <w:r>
-        <w:rPr>
-          <w:rFonts w:ascii="Times New Roman" w:cs="Times New Roman" w:eastAsia="Times New Roman" w:hAnsi="Times New Roman"/>
-          <w:rtl w:val="0"/>
-        </w:rPr>
-        <w:t xml:space="preserve">Provides insights into public opinion</w:t>
-        <w:br w:type="textWrapping"/>
+        <w:spacing w:after="240"/>
+        <w:rPr>
+          <w:rFonts w:ascii="Times New Roman" w:eastAsia="Times New Roman" w:hAnsi="Times New Roman" w:cs="Times New Roman"/>
+        </w:rPr>
+      </w:pPr>
+      <w:r>
+        <w:rPr>
+          <w:rFonts w:ascii="Times New Roman" w:eastAsia="Times New Roman" w:hAnsi="Times New Roman" w:cs="Times New Roman"/>
+        </w:rPr>
+        <w:t>Provides insights into public opinion</w:t>
+      </w:r>
+      <w:r>
+        <w:rPr>
+          <w:rFonts w:ascii="Times New Roman" w:eastAsia="Times New Roman" w:hAnsi="Times New Roman" w:cs="Times New Roman"/>
+        </w:rPr>
+        <w:br/>
       </w:r>
     </w:p>
     <w:p>
@@ -1490,81 +1555,73 @@
         <w:pStyle w:val="Heading1"/>
         <w:keepNext w:val="0"/>
         <w:keepLines w:val="0"/>
-        <w:spacing w:before="480" w:lineRule="auto"/>
-        <w:rPr>
-          <w:rFonts w:ascii="Times New Roman" w:cs="Times New Roman" w:eastAsia="Times New Roman" w:hAnsi="Times New Roman"/>
-          <w:b w:val="1"/>
-          <w:bCs w:val="1"/>
+        <w:spacing w:before="480"/>
+        <w:rPr>
+          <w:rFonts w:ascii="Times New Roman" w:eastAsia="Times New Roman" w:hAnsi="Times New Roman" w:cs="Times New Roman"/>
+          <w:b/>
+          <w:bCs/>
           <w:sz w:val="22"/>
           <w:szCs w:val="22"/>
         </w:rPr>
       </w:pPr>
-      <w:bookmarkStart w:colFirst="0" w:colLast="0" w:name="_xqtbafjs8u2" w:id="11"/>
+      <w:bookmarkStart w:id="11" w:name="_xqtbafjs8u2" w:colFirst="0" w:colLast="0"/>
       <w:bookmarkEnd w:id="11"/>
       <w:r>
         <w:rPr>
-          <w:rFonts w:ascii="Times New Roman" w:cs="Times New Roman" w:eastAsia="Times New Roman" w:hAnsi="Times New Roman"/>
-          <w:b w:val="1"/>
-          <w:bCs w:val="1"/>
+          <w:rFonts w:ascii="Times New Roman" w:eastAsia="Times New Roman" w:hAnsi="Times New Roman" w:cs="Times New Roman"/>
+          <w:b/>
+          <w:bCs/>
           <w:sz w:val="22"/>
           <w:szCs w:val="22"/>
-          <w:rtl w:val="0"/>
-        </w:rPr>
-        <w:t xml:space="preserve">Conclusion</w:t>
-      </w:r>
-    </w:p>
-    <w:p>
-      <w:pPr>
-        <w:spacing w:after="240" w:before="240" w:lineRule="auto"/>
-        <w:rPr>
-          <w:rFonts w:ascii="Times New Roman" w:cs="Times New Roman" w:eastAsia="Times New Roman" w:hAnsi="Times New Roman"/>
-        </w:rPr>
-      </w:pPr>
-      <w:r>
-        <w:rPr>
-          <w:rFonts w:ascii="Times New Roman" w:cs="Times New Roman" w:eastAsia="Times New Roman" w:hAnsi="Times New Roman"/>
-          <w:rtl w:val="0"/>
-        </w:rPr>
-        <w:t xml:space="preserve">Sentiment analysis for Indian languages plays an important role in understanding opinions expressed in regional languages. By applying machine learning algorithms and natural language processing techniques, it becomes possible to analyze large volumes of text and classify sentiments effectively.</w:t>
-      </w:r>
-    </w:p>
-    <w:p>
-      <w:pPr>
-        <w:spacing w:after="240" w:before="240" w:lineRule="auto"/>
-        <w:rPr>
-          <w:rFonts w:ascii="Times New Roman" w:cs="Times New Roman" w:eastAsia="Times New Roman" w:hAnsi="Times New Roman"/>
-        </w:rPr>
-      </w:pPr>
-      <w:r>
-        <w:rPr>
-          <w:rtl w:val="0"/>
-        </w:rPr>
-      </w:r>
-    </w:p>
-    <w:p>
-      <w:pPr>
-        <w:rPr>
-          <w:rFonts w:ascii="Times New Roman" w:cs="Times New Roman" w:eastAsia="Times New Roman" w:hAnsi="Times New Roman"/>
-        </w:rPr>
-      </w:pPr>
-      <w:r>
-        <w:rPr>
-          <w:rtl w:val="0"/>
-        </w:rPr>
-      </w:r>
+        </w:rPr>
+        <w:t>Conclusion</w:t>
+      </w:r>
+    </w:p>
+    <w:p>
+      <w:pPr>
+        <w:spacing w:before="240" w:after="240"/>
+        <w:rPr>
+          <w:rFonts w:ascii="Times New Roman" w:eastAsia="Times New Roman" w:hAnsi="Times New Roman" w:cs="Times New Roman"/>
+        </w:rPr>
+      </w:pPr>
+      <w:r>
+        <w:rPr>
+          <w:rFonts w:ascii="Times New Roman" w:eastAsia="Times New Roman" w:hAnsi="Times New Roman" w:cs="Times New Roman"/>
+        </w:rPr>
+        <w:t>Sentiment analysis for Indian languages plays an important role in understanding opinions expressed in regional languages. By applying machine learning algorithms and natural language processing techniques, it becomes possible to analyze large volumes of text and classify sentiments effectively.</w:t>
+      </w:r>
+    </w:p>
+    <w:p>
+      <w:pPr>
+        <w:spacing w:before="240" w:after="240"/>
+        <w:rPr>
+          <w:rFonts w:ascii="Times New Roman" w:eastAsia="Times New Roman" w:hAnsi="Times New Roman" w:cs="Times New Roman"/>
+        </w:rPr>
+      </w:pPr>
+    </w:p>
+    <w:p>
+      <w:pPr>
+        <w:rPr>
+          <w:rFonts w:ascii="Times New Roman" w:eastAsia="Times New Roman" w:hAnsi="Times New Roman" w:cs="Times New Roman"/>
+        </w:rPr>
+      </w:pPr>
     </w:p>
     <w:sectPr>
-      <w:pgSz w:h="15840" w:w="12240" w:orient="portrait"/>
-      <w:pgMar w:bottom="1440" w:top="1440" w:left="1440" w:right="1440" w:header="720" w:footer="720"/>
+      <w:pgSz w:w="12240" w:h="15840"/>
+      <w:pgMar w:top="1440" w:right="1440" w:bottom="1440" w:left="1440" w:header="720" w:footer="720" w:gutter="0"/>
       <w:pgNumType w:start="1"/>
+      <w:cols w:space="720"/>
     </w:sectPr>
   </w:body>
 </w:document>
 </file>
 
 <file path=word/numbering.xml><?xml version="1.0" encoding="utf-8"?>
-<w:numbering xmlns:mc="http://schemas.openxmlformats.org/markup-compatibility/2006" xmlns:o="urn:schemas-microsoft-com:office:office" xmlns:r="http://schemas.openxmlformats.org/officeDocument/2006/relationships" xmlns:m="http://schemas.openxmlformats.org/officeDocument/2006/math" xmlns:v="urn:schemas-microsoft-com:vml" xmlns:wp="http://schemas.openxmlformats.org/drawingml/2006/wordprocessingDrawing" xmlns:w10="urn:schemas-microsoft-com:office:word" xmlns:w="http://schemas.openxmlformats.org/wordprocessingml/2006/main" xmlns:wne="http://schemas.microsoft.com/office/word/2006/wordml" xmlns:sl="http://schemas.openxmlformats.org/schemaLibrary/2006/main" xmlns:a="http://schemas.openxmlformats.org/drawingml/2006/main" xmlns:pic="http://schemas.openxmlformats.org/drawingml/2006/picture" xmlns:c="http://schemas.openxmlformats.org/drawingml/2006/chart" xmlns:lc="http://schemas.openxmlformats.org/drawingml/2006/lockedCanvas" xmlns:dgm="http://schemas.openxmlformats.org/drawingml/2006/diagram" xmlns:wps="http://schemas.microsoft.com/office/word/2010/wordprocessingShape" xmlns:wpg="http://schemas.microsoft.com/office/word/2010/wordprocessingGroup" xmlns:w14="http://schemas.microsoft.com/office/word/2010/wordml" xmlns:w15="http://schemas.microsoft.com/office/word/2012/wordml" xmlns:w16="http://schemas.microsoft.com/office/word/2018/wordml" xmlns:w16cex="http://schemas.microsoft.com/office/word/2018/wordml/cex" xmlns:w16cid="http://schemas.microsoft.com/office/word/2016/wordml/cid" xmlns="http://schemas.microsoft.com/office/tasks/2019/documenttasks" xmlns:cr="http://schemas.microsoft.com/office/comments/2020/reactions">
-  <w:abstractNum w:abstractNumId="1">
+<w:numbering xmlns:wpc="http://schemas.microsoft.com/office/word/2010/wordprocessingCanvas" xmlns:cx="http://schemas.microsoft.com/office/drawing/2014/chartex" xmlns:cx1="http://schemas.microsoft.com/office/drawing/2015/9/8/chartex" xmlns:cx2="http://schemas.microsoft.com/office/drawing/2015/10/21/chartex" xmlns:cx3="http://schemas.microsoft.com/office/drawing/2016/5/9/chartex" xmlns:cx4="http://schemas.microsoft.com/office/drawing/2016/5/10/chartex" xmlns:cx5="http://schemas.microsoft.com/office/drawing/2016/5/11/chartex" xmlns:cx6="http://schemas.microsoft.com/office/drawing/2016/5/12/chartex" xmlns:cx7="http://schemas.microsoft.com/office/drawing/2016/5/13/chartex" xmlns:cx8="http://schemas.microsoft.com/office/drawing/2016/5/14/chartex" xmlns:mc="http://schemas.openxmlformats.org/markup-compatibility/2006" xmlns:aink="http://schemas.microsoft.com/office/drawing/2016/ink" xmlns:am3d="http://schemas.microsoft.com/office/drawing/2017/model3d" xmlns:o="urn:schemas-microsoft-com:office:office" xmlns:oel="http://schemas.microsoft.com/office/2019/extlst" xmlns:r="http://schemas.openxmlformats.org/officeDocument/2006/relationships" xmlns:m="http://schemas.openxmlformats.org/officeDocument/2006/math" xmlns:v="urn:schemas-microsoft-com:vml" xmlns:wp14="http://schemas.microsoft.com/office/word/2010/wordprocessingDrawing" xmlns:wp="http://schemas.openxmlformats.org/drawingml/2006/wordprocessingDrawing" xmlns:w10="urn:schemas-microsoft-com:office:word" xmlns:w="http://schemas.openxmlformats.org/wordprocessingml/2006/main" xmlns:w14="http://schemas.microsoft.com/office/word/2010/wordml" xmlns:w15="http://schemas.microsoft.com/office/word/2012/wordml" xmlns:w16cex="http://schemas.microsoft.com/office/word/2018/wordml/cex" xmlns:w16cid="http://schemas.microsoft.com/office/word/2016/wordml/cid" xmlns:w16="http://schemas.microsoft.com/office/word/2018/wordml" xmlns:w16du="http://schemas.microsoft.com/office/word/2023/wordml/word16du" xmlns:w16sdtdh="http://schemas.microsoft.com/office/word/2020/wordml/sdtdatahash" xmlns:w16sdtfl="http://schemas.microsoft.com/office/word/2024/wordml/sdtformatlock" xmlns:w16se="http://schemas.microsoft.com/office/word/2015/wordml/symex" xmlns:wpg="http://schemas.microsoft.com/office/word/2010/wordprocessingGroup" xmlns:wpi="http://schemas.microsoft.com/office/word/2010/wordprocessingInk" xmlns:wne="http://schemas.microsoft.com/office/word/2006/wordml" xmlns:wps="http://schemas.microsoft.com/office/word/2010/wordprocessingShape" mc:Ignorable="w14 w15 w16se w16cid w16 w16cex w16sdtdh w16sdtfl w16du wp14">
+  <w:abstractNum w:abstractNumId="0" w15:restartNumberingAfterBreak="0">
+    <w:nsid w:val="01D4505A"/>
+    <w:multiLevelType w:val="multilevel"/>
+    <w:tmpl w:val="C4A2232A"/>
     <w:lvl w:ilvl="0">
       <w:start w:val="1"/>
       <w:numFmt w:val="bullet"/>
@@ -1674,7 +1731,10 @@
       </w:rPr>
     </w:lvl>
   </w:abstractNum>
-  <w:abstractNum w:abstractNumId="2">
+  <w:abstractNum w:abstractNumId="1" w15:restartNumberingAfterBreak="0">
+    <w:nsid w:val="06DB2E2B"/>
+    <w:multiLevelType w:val="multilevel"/>
+    <w:tmpl w:val="AD8698CC"/>
     <w:lvl w:ilvl="0">
       <w:start w:val="1"/>
       <w:numFmt w:val="bullet"/>
@@ -1784,7 +1844,10 @@
       </w:rPr>
     </w:lvl>
   </w:abstractNum>
-  <w:abstractNum w:abstractNumId="3">
+  <w:abstractNum w:abstractNumId="2" w15:restartNumberingAfterBreak="0">
+    <w:nsid w:val="13C21D56"/>
+    <w:multiLevelType w:val="multilevel"/>
+    <w:tmpl w:val="58260378"/>
     <w:lvl w:ilvl="0">
       <w:start w:val="1"/>
       <w:numFmt w:val="bullet"/>
@@ -1894,7 +1957,10 @@
       </w:rPr>
     </w:lvl>
   </w:abstractNum>
-  <w:abstractNum w:abstractNumId="4">
+  <w:abstractNum w:abstractNumId="3" w15:restartNumberingAfterBreak="0">
+    <w:nsid w:val="3A5458FB"/>
+    <w:multiLevelType w:val="multilevel"/>
+    <w:tmpl w:val="C07E5A3C"/>
     <w:lvl w:ilvl="0">
       <w:start w:val="1"/>
       <w:numFmt w:val="bullet"/>
@@ -2004,7 +2070,10 @@
       </w:rPr>
     </w:lvl>
   </w:abstractNum>
-  <w:abstractNum w:abstractNumId="5">
+  <w:abstractNum w:abstractNumId="4" w15:restartNumberingAfterBreak="0">
+    <w:nsid w:val="4FE5379F"/>
+    <w:multiLevelType w:val="multilevel"/>
+    <w:tmpl w:val="3B2A3AEA"/>
     <w:lvl w:ilvl="0">
       <w:start w:val="1"/>
       <w:numFmt w:val="bullet"/>
@@ -2114,7 +2183,10 @@
       </w:rPr>
     </w:lvl>
   </w:abstractNum>
-  <w:abstractNum w:abstractNumId="6">
+  <w:abstractNum w:abstractNumId="5" w15:restartNumberingAfterBreak="0">
+    <w:nsid w:val="5763484B"/>
+    <w:multiLevelType w:val="multilevel"/>
+    <w:tmpl w:val="77EADFB0"/>
     <w:lvl w:ilvl="0">
       <w:start w:val="1"/>
       <w:numFmt w:val="bullet"/>
@@ -2224,7 +2296,10 @@
       </w:rPr>
     </w:lvl>
   </w:abstractNum>
-  <w:abstractNum w:abstractNumId="7">
+  <w:abstractNum w:abstractNumId="6" w15:restartNumberingAfterBreak="0">
+    <w:nsid w:val="6CAF3AFD"/>
+    <w:multiLevelType w:val="multilevel"/>
+    <w:tmpl w:val="5D641848"/>
     <w:lvl w:ilvl="0">
       <w:start w:val="1"/>
       <w:numFmt w:val="bullet"/>
@@ -2334,39 +2409,39 @@
       </w:rPr>
     </w:lvl>
   </w:abstractNum>
-  <w:num w:numId="1">
+  <w:num w:numId="1" w16cid:durableId="1849245844">
+    <w:abstractNumId w:val="3"/>
+  </w:num>
+  <w:num w:numId="2" w16cid:durableId="577638092">
+    <w:abstractNumId w:val="0"/>
+  </w:num>
+  <w:num w:numId="3" w16cid:durableId="1536891512">
+    <w:abstractNumId w:val="4"/>
+  </w:num>
+  <w:num w:numId="4" w16cid:durableId="1759522941">
     <w:abstractNumId w:val="1"/>
   </w:num>
-  <w:num w:numId="2">
-    <w:abstractNumId w:val="2"/>
-  </w:num>
-  <w:num w:numId="3">
-    <w:abstractNumId w:val="3"/>
-  </w:num>
-  <w:num w:numId="4">
-    <w:abstractNumId w:val="4"/>
-  </w:num>
-  <w:num w:numId="5">
+  <w:num w:numId="5" w16cid:durableId="522859488">
     <w:abstractNumId w:val="5"/>
   </w:num>
-  <w:num w:numId="6">
+  <w:num w:numId="6" w16cid:durableId="1316105352">
     <w:abstractNumId w:val="6"/>
   </w:num>
-  <w:num w:numId="7">
-    <w:abstractNumId w:val="7"/>
+  <w:num w:numId="7" w16cid:durableId="311914271">
+    <w:abstractNumId w:val="2"/>
   </w:num>
 </w:numbering>
 </file>
 
 <file path=word/styles.xml><?xml version="1.0" encoding="utf-8"?>
-<w:styles xmlns:mc="http://schemas.openxmlformats.org/markup-compatibility/2006" xmlns:o="urn:schemas-microsoft-com:office:office" xmlns:r="http://schemas.openxmlformats.org/officeDocument/2006/relationships" xmlns:m="http://schemas.openxmlformats.org/officeDocument/2006/math" xmlns:v="urn:schemas-microsoft-com:vml" xmlns:wp="http://schemas.openxmlformats.org/drawingml/2006/wordprocessingDrawing" xmlns:w10="urn:schemas-microsoft-com:office:word" xmlns:w="http://schemas.openxmlformats.org/wordprocessingml/2006/main" xmlns:wne="http://schemas.microsoft.com/office/word/2006/wordml" xmlns:sl="http://schemas.openxmlformats.org/schemaLibrary/2006/main" xmlns:a="http://schemas.openxmlformats.org/drawingml/2006/main" xmlns:pic="http://schemas.openxmlformats.org/drawingml/2006/picture" xmlns:c="http://schemas.openxmlformats.org/drawingml/2006/chart" xmlns:lc="http://schemas.openxmlformats.org/drawingml/2006/lockedCanvas" xmlns:dgm="http://schemas.openxmlformats.org/drawingml/2006/diagram" xmlns:wps="http://schemas.microsoft.com/office/word/2010/wordprocessingShape" xmlns:wpg="http://schemas.microsoft.com/office/word/2010/wordprocessingGroup" xmlns:w14="http://schemas.microsoft.com/office/word/2010/wordml" xmlns:w15="http://schemas.microsoft.com/office/word/2012/wordml" xmlns:w16="http://schemas.microsoft.com/office/word/2018/wordml" xmlns:w16cex="http://schemas.microsoft.com/office/word/2018/wordml/cex" xmlns:w16cid="http://schemas.microsoft.com/office/word/2016/wordml/cid" xmlns="http://schemas.microsoft.com/office/tasks/2019/documenttasks" xmlns:cr="http://schemas.microsoft.com/office/comments/2020/reactions">
+<w:styles xmlns:mc="http://schemas.openxmlformats.org/markup-compatibility/2006" xmlns:r="http://schemas.openxmlformats.org/officeDocument/2006/relationships" xmlns:w="http://schemas.openxmlformats.org/wordprocessingml/2006/main" xmlns:w14="http://schemas.microsoft.com/office/word/2010/wordml" xmlns:w15="http://schemas.microsoft.com/office/word/2012/wordml" xmlns:w16cex="http://schemas.microsoft.com/office/word/2018/wordml/cex" xmlns:w16cid="http://schemas.microsoft.com/office/word/2016/wordml/cid" xmlns:w16="http://schemas.microsoft.com/office/word/2018/wordml" xmlns:w16du="http://schemas.microsoft.com/office/word/2023/wordml/word16du" xmlns:w16sdtdh="http://schemas.microsoft.com/office/word/2020/wordml/sdtdatahash" xmlns:w16sdtfl="http://schemas.microsoft.com/office/word/2024/wordml/sdtformatlock" xmlns:w16se="http://schemas.microsoft.com/office/word/2015/wordml/symex" mc:Ignorable="w14 w15 w16se w16cid w16 w16cex w16sdtdh w16sdtfl w16du">
   <w:docDefaults>
     <w:rPrDefault>
       <w:rPr>
-        <w:rFonts w:ascii="Arial" w:cs="Arial" w:eastAsia="Arial" w:hAnsi="Arial"/>
+        <w:rFonts w:ascii="Arial" w:eastAsia="Arial" w:hAnsi="Arial" w:cs="Arial"/>
         <w:sz w:val="22"/>
         <w:szCs w:val="22"/>
-        <w:lang w:val="en"/>
+        <w:lang w:val="en" w:eastAsia="en-IN" w:bidi="ar-SA"/>
       </w:rPr>
     </w:rPrDefault>
     <w:pPrDefault>
@@ -2375,29 +2450,399 @@
       </w:pPr>
     </w:pPrDefault>
   </w:docDefaults>
-  <w:style w:type="table" w:styleId="TableNormal" w:default="1">
-    <w:name w:val="TableNormal"/>
-    <w:tblPr>
-      <w:tblCellMar>
-        <w:top w:w="100.0" w:type="dxa"/>
-        <w:left w:w="100.0" w:type="dxa"/>
-        <w:bottom w:w="100.0" w:type="dxa"/>
-        <w:right w:w="100.0" w:type="dxa"/>
-      </w:tblCellMar>
-    </w:tblPr>
-  </w:style>
-  <w:style w:type="paragraph" w:styleId="Normal" w:default="1">
-    <w:name w:val="normal"/>
+  <w:latentStyles w:defLockedState="0" w:defUIPriority="99" w:defSemiHidden="0" w:defUnhideWhenUsed="0" w:defQFormat="0" w:count="376">
+    <w:lsdException w:name="Normal" w:uiPriority="0" w:qFormat="1"/>
+    <w:lsdException w:name="heading 1" w:uiPriority="9" w:qFormat="1"/>
+    <w:lsdException w:name="heading 2" w:semiHidden="1" w:uiPriority="9" w:unhideWhenUsed="1" w:qFormat="1"/>
+    <w:lsdException w:name="heading 3" w:semiHidden="1" w:uiPriority="9" w:unhideWhenUsed="1" w:qFormat="1"/>
+    <w:lsdException w:name="heading 4" w:semiHidden="1" w:uiPriority="9" w:unhideWhenUsed="1" w:qFormat="1"/>
+    <w:lsdException w:name="heading 5" w:semiHidden="1" w:uiPriority="9" w:unhideWhenUsed="1" w:qFormat="1"/>
+    <w:lsdException w:name="heading 6" w:semiHidden="1" w:uiPriority="9" w:unhideWhenUsed="1" w:qFormat="1"/>
+    <w:lsdException w:name="heading 7" w:semiHidden="1" w:uiPriority="9" w:unhideWhenUsed="1" w:qFormat="1"/>
+    <w:lsdException w:name="heading 8" w:semiHidden="1" w:uiPriority="9" w:unhideWhenUsed="1" w:qFormat="1"/>
+    <w:lsdException w:name="heading 9" w:semiHidden="1" w:uiPriority="9" w:unhideWhenUsed="1" w:qFormat="1"/>
+    <w:lsdException w:name="index 1" w:semiHidden="1" w:unhideWhenUsed="1"/>
+    <w:lsdException w:name="index 2" w:semiHidden="1" w:unhideWhenUsed="1"/>
+    <w:lsdException w:name="index 3" w:semiHidden="1" w:unhideWhenUsed="1"/>
+    <w:lsdException w:name="index 4" w:semiHidden="1" w:unhideWhenUsed="1"/>
+    <w:lsdException w:name="index 5" w:semiHidden="1" w:unhideWhenUsed="1"/>
+    <w:lsdException w:name="index 6" w:semiHidden="1" w:unhideWhenUsed="1"/>
+    <w:lsdException w:name="index 7" w:semiHidden="1" w:unhideWhenUsed="1"/>
+    <w:lsdException w:name="index 8" w:semiHidden="1" w:unhideWhenUsed="1"/>
+    <w:lsdException w:name="index 9" w:semiHidden="1" w:unhideWhenUsed="1"/>
+    <w:lsdException w:name="toc 1" w:semiHidden="1" w:uiPriority="39" w:unhideWhenUsed="1"/>
+    <w:lsdException w:name="toc 2" w:semiHidden="1" w:uiPriority="39" w:unhideWhenUsed="1"/>
+    <w:lsdException w:name="toc 3" w:semiHidden="1" w:uiPriority="39" w:unhideWhenUsed="1"/>
+    <w:lsdException w:name="toc 4" w:semiHidden="1" w:uiPriority="39" w:unhideWhenUsed="1"/>
+    <w:lsdException w:name="toc 5" w:semiHidden="1" w:uiPriority="39" w:unhideWhenUsed="1"/>
+    <w:lsdException w:name="toc 6" w:semiHidden="1" w:uiPriority="39" w:unhideWhenUsed="1"/>
+    <w:lsdException w:name="toc 7" w:semiHidden="1" w:uiPriority="39" w:unhideWhenUsed="1"/>
+    <w:lsdException w:name="toc 8" w:semiHidden="1" w:uiPriority="39" w:unhideWhenUsed="1"/>
+    <w:lsdException w:name="toc 9" w:semiHidden="1" w:uiPriority="39" w:unhideWhenUsed="1"/>
+    <w:lsdException w:name="Normal Indent" w:semiHidden="1" w:unhideWhenUsed="1"/>
+    <w:lsdException w:name="footnote text" w:semiHidden="1" w:unhideWhenUsed="1"/>
+    <w:lsdException w:name="annotation text" w:semiHidden="1" w:unhideWhenUsed="1"/>
+    <w:lsdException w:name="header" w:semiHidden="1" w:unhideWhenUsed="1"/>
+    <w:lsdException w:name="footer" w:semiHidden="1" w:unhideWhenUsed="1"/>
+    <w:lsdException w:name="index heading" w:semiHidden="1" w:unhideWhenUsed="1"/>
+    <w:lsdException w:name="caption" w:semiHidden="1" w:uiPriority="35" w:unhideWhenUsed="1" w:qFormat="1"/>
+    <w:lsdException w:name="table of figures" w:semiHidden="1" w:unhideWhenUsed="1"/>
+    <w:lsdException w:name="envelope address" w:semiHidden="1" w:unhideWhenUsed="1"/>
+    <w:lsdException w:name="envelope return" w:semiHidden="1" w:unhideWhenUsed="1"/>
+    <w:lsdException w:name="footnote reference" w:semiHidden="1" w:unhideWhenUsed="1"/>
+    <w:lsdException w:name="annotation reference" w:semiHidden="1" w:unhideWhenUsed="1"/>
+    <w:lsdException w:name="line number" w:semiHidden="1" w:unhideWhenUsed="1"/>
+    <w:lsdException w:name="page number" w:semiHidden="1" w:unhideWhenUsed="1"/>
+    <w:lsdException w:name="endnote reference" w:semiHidden="1" w:unhideWhenUsed="1"/>
+    <w:lsdException w:name="endnote text" w:semiHidden="1" w:unhideWhenUsed="1"/>
+    <w:lsdException w:name="table of authorities" w:semiHidden="1" w:unhideWhenUsed="1"/>
+    <w:lsdException w:name="macro" w:semiHidden="1" w:unhideWhenUsed="1"/>
+    <w:lsdException w:name="toa heading" w:semiHidden="1" w:unhideWhenUsed="1"/>
+    <w:lsdException w:name="List" w:semiHidden="1" w:unhideWhenUsed="1"/>
+    <w:lsdException w:name="List Bullet" w:semiHidden="1" w:unhideWhenUsed="1"/>
+    <w:lsdException w:name="List Number" w:semiHidden="1" w:unhideWhenUsed="1"/>
+    <w:lsdException w:name="List 2" w:semiHidden="1" w:unhideWhenUsed="1"/>
+    <w:lsdException w:name="List 3" w:semiHidden="1" w:unhideWhenUsed="1"/>
+    <w:lsdException w:name="List 4" w:semiHidden="1" w:unhideWhenUsed="1"/>
+    <w:lsdException w:name="List 5" w:semiHidden="1" w:unhideWhenUsed="1"/>
+    <w:lsdException w:name="List Bullet 2" w:semiHidden="1" w:unhideWhenUsed="1"/>
+    <w:lsdException w:name="List Bullet 3" w:semiHidden="1" w:unhideWhenUsed="1"/>
+    <w:lsdException w:name="List Bullet 4" w:semiHidden="1" w:unhideWhenUsed="1"/>
+    <w:lsdException w:name="List Bullet 5" w:semiHidden="1" w:unhideWhenUsed="1"/>
+    <w:lsdException w:name="List Number 2" w:semiHidden="1" w:unhideWhenUsed="1"/>
+    <w:lsdException w:name="List Number 3" w:semiHidden="1" w:unhideWhenUsed="1"/>
+    <w:lsdException w:name="List Number 4" w:semiHidden="1" w:unhideWhenUsed="1"/>
+    <w:lsdException w:name="List Number 5" w:semiHidden="1" w:unhideWhenUsed="1"/>
+    <w:lsdException w:name="Title" w:uiPriority="10" w:qFormat="1"/>
+    <w:lsdException w:name="Closing" w:semiHidden="1" w:unhideWhenUsed="1"/>
+    <w:lsdException w:name="Signature" w:semiHidden="1" w:unhideWhenUsed="1"/>
+    <w:lsdException w:name="Default Paragraph Font" w:semiHidden="1" w:uiPriority="1" w:unhideWhenUsed="1"/>
+    <w:lsdException w:name="Body Text" w:semiHidden="1" w:unhideWhenUsed="1"/>
+    <w:lsdException w:name="Body Text Indent" w:semiHidden="1" w:unhideWhenUsed="1"/>
+    <w:lsdException w:name="List Continue" w:semiHidden="1" w:unhideWhenUsed="1"/>
+    <w:lsdException w:name="List Continue 2" w:semiHidden="1" w:unhideWhenUsed="1"/>
+    <w:lsdException w:name="List Continue 3" w:semiHidden="1" w:unhideWhenUsed="1"/>
+    <w:lsdException w:name="List Continue 4" w:semiHidden="1" w:unhideWhenUsed="1"/>
+    <w:lsdException w:name="List Continue 5" w:semiHidden="1" w:unhideWhenUsed="1"/>
+    <w:lsdException w:name="Message Header" w:semiHidden="1" w:unhideWhenUsed="1"/>
+    <w:lsdException w:name="Subtitle" w:uiPriority="11" w:qFormat="1"/>
+    <w:lsdException w:name="Salutation" w:semiHidden="1" w:unhideWhenUsed="1"/>
+    <w:lsdException w:name="Date" w:semiHidden="1" w:unhideWhenUsed="1"/>
+    <w:lsdException w:name="Body Text First Indent" w:semiHidden="1" w:unhideWhenUsed="1"/>
+    <w:lsdException w:name="Body Text First Indent 2" w:semiHidden="1" w:unhideWhenUsed="1"/>
+    <w:lsdException w:name="Note Heading" w:semiHidden="1" w:unhideWhenUsed="1"/>
+    <w:lsdException w:name="Body Text 2" w:semiHidden="1" w:unhideWhenUsed="1"/>
+    <w:lsdException w:name="Body Text 3" w:semiHidden="1" w:unhideWhenUsed="1"/>
+    <w:lsdException w:name="Body Text Indent 2" w:semiHidden="1" w:unhideWhenUsed="1"/>
+    <w:lsdException w:name="Body Text Indent 3" w:semiHidden="1" w:unhideWhenUsed="1"/>
+    <w:lsdException w:name="Block Text" w:semiHidden="1" w:unhideWhenUsed="1"/>
+    <w:lsdException w:name="Hyperlink" w:semiHidden="1" w:unhideWhenUsed="1"/>
+    <w:lsdException w:name="FollowedHyperlink" w:semiHidden="1" w:unhideWhenUsed="1"/>
+    <w:lsdException w:name="Strong" w:uiPriority="22" w:qFormat="1"/>
+    <w:lsdException w:name="Emphasis" w:uiPriority="20" w:qFormat="1"/>
+    <w:lsdException w:name="Document Map" w:semiHidden="1" w:unhideWhenUsed="1"/>
+    <w:lsdException w:name="Plain Text" w:semiHidden="1" w:unhideWhenUsed="1"/>
+    <w:lsdException w:name="E-mail Signature" w:semiHidden="1" w:unhideWhenUsed="1"/>
+    <w:lsdException w:name="HTML Top of Form" w:semiHidden="1" w:unhideWhenUsed="1"/>
+    <w:lsdException w:name="HTML Bottom of Form" w:semiHidden="1" w:unhideWhenUsed="1"/>
+    <w:lsdException w:name="Normal (Web)" w:semiHidden="1" w:unhideWhenUsed="1"/>
+    <w:lsdException w:name="HTML Acronym" w:semiHidden="1" w:unhideWhenUsed="1"/>
+    <w:lsdException w:name="HTML Address" w:semiHidden="1" w:unhideWhenUsed="1"/>
+    <w:lsdException w:name="HTML Cite" w:semiHidden="1" w:unhideWhenUsed="1"/>
+    <w:lsdException w:name="HTML Code" w:semiHidden="1" w:unhideWhenUsed="1"/>
+    <w:lsdException w:name="HTML Definition" w:semiHidden="1" w:unhideWhenUsed="1"/>
+    <w:lsdException w:name="HTML Keyboard" w:semiHidden="1" w:unhideWhenUsed="1"/>
+    <w:lsdException w:name="HTML Preformatted" w:semiHidden="1" w:unhideWhenUsed="1"/>
+    <w:lsdException w:name="HTML Sample" w:semiHidden="1" w:unhideWhenUsed="1"/>
+    <w:lsdException w:name="HTML Typewriter" w:semiHidden="1" w:unhideWhenUsed="1"/>
+    <w:lsdException w:name="HTML Variable" w:semiHidden="1" w:unhideWhenUsed="1"/>
+    <w:lsdException w:name="Normal Table" w:semiHidden="1" w:unhideWhenUsed="1"/>
+    <w:lsdException w:name="annotation subject" w:semiHidden="1" w:unhideWhenUsed="1"/>
+    <w:lsdException w:name="No List" w:semiHidden="1" w:unhideWhenUsed="1"/>
+    <w:lsdException w:name="Outline List 1" w:semiHidden="1" w:unhideWhenUsed="1"/>
+    <w:lsdException w:name="Outline List 2" w:semiHidden="1" w:unhideWhenUsed="1"/>
+    <w:lsdException w:name="Outline List 3" w:semiHidden="1" w:unhideWhenUsed="1"/>
+    <w:lsdException w:name="Table Simple 1" w:semiHidden="1" w:unhideWhenUsed="1"/>
+    <w:lsdException w:name="Table Simple 2" w:semiHidden="1" w:unhideWhenUsed="1"/>
+    <w:lsdException w:name="Table Simple 3" w:semiHidden="1" w:unhideWhenUsed="1"/>
+    <w:lsdException w:name="Table Classic 1" w:semiHidden="1" w:unhideWhenUsed="1"/>
+    <w:lsdException w:name="Table Classic 2" w:semiHidden="1" w:unhideWhenUsed="1"/>
+    <w:lsdException w:name="Table Classic 3" w:semiHidden="1" w:unhideWhenUsed="1"/>
+    <w:lsdException w:name="Table Classic 4" w:semiHidden="1" w:unhideWhenUsed="1"/>
+    <w:lsdException w:name="Table Colorful 1" w:semiHidden="1" w:unhideWhenUsed="1"/>
+    <w:lsdException w:name="Table Colorful 2" w:semiHidden="1" w:unhideWhenUsed="1"/>
+    <w:lsdException w:name="Table Colorful 3" w:semiHidden="1" w:unhideWhenUsed="1"/>
+    <w:lsdException w:name="Table Columns 1" w:semiHidden="1" w:unhideWhenUsed="1"/>
+    <w:lsdException w:name="Table Columns 2" w:semiHidden="1" w:unhideWhenUsed="1"/>
+    <w:lsdException w:name="Table Columns 3" w:semiHidden="1" w:unhideWhenUsed="1"/>
+    <w:lsdException w:name="Table Columns 4" w:semiHidden="1" w:unhideWhenUsed="1"/>
+    <w:lsdException w:name="Table Columns 5" w:semiHidden="1" w:unhideWhenUsed="1"/>
+    <w:lsdException w:name="Table Grid 1" w:semiHidden="1" w:unhideWhenUsed="1"/>
+    <w:lsdException w:name="Table Grid 2" w:semiHidden="1" w:unhideWhenUsed="1"/>
+    <w:lsdException w:name="Table Grid 3" w:semiHidden="1" w:unhideWhenUsed="1"/>
+    <w:lsdException w:name="Table Grid 4" w:semiHidden="1" w:unhideWhenUsed="1"/>
+    <w:lsdException w:name="Table Grid 5" w:semiHidden="1" w:unhideWhenUsed="1"/>
+    <w:lsdException w:name="Table Grid 6" w:semiHidden="1" w:unhideWhenUsed="1"/>
+    <w:lsdException w:name="Table Grid 7" w:semiHidden="1" w:unhideWhenUsed="1"/>
+    <w:lsdException w:name="Table Grid 8" w:semiHidden="1" w:unhideWhenUsed="1"/>
+    <w:lsdException w:name="Table List 1" w:semiHidden="1" w:unhideWhenUsed="1"/>
+    <w:lsdException w:name="Table List 2" w:semiHidden="1" w:unhideWhenUsed="1"/>
+    <w:lsdException w:name="Table List 3" w:semiHidden="1" w:unhideWhenUsed="1"/>
+    <w:lsdException w:name="Table List 4" w:semiHidden="1" w:unhideWhenUsed="1"/>
+    <w:lsdException w:name="Table List 5" w:semiHidden="1" w:unhideWhenUsed="1"/>
+    <w:lsdException w:name="Table List 6" w:semiHidden="1" w:unhideWhenUsed="1"/>
+    <w:lsdException w:name="Table List 7" w:semiHidden="1" w:unhideWhenUsed="1"/>
+    <w:lsdException w:name="Table List 8" w:semiHidden="1" w:unhideWhenUsed="1"/>
+    <w:lsdException w:name="Table 3D effects 1" w:semiHidden="1" w:unhideWhenUsed="1"/>
+    <w:lsdException w:name="Table 3D effects 2" w:semiHidden="1" w:unhideWhenUsed="1"/>
+    <w:lsdException w:name="Table 3D effects 3" w:semiHidden="1" w:unhideWhenUsed="1"/>
+    <w:lsdException w:name="Table Contemporary" w:semiHidden="1" w:unhideWhenUsed="1"/>
+    <w:lsdException w:name="Table Elegant" w:semiHidden="1" w:unhideWhenUsed="1"/>
+    <w:lsdException w:name="Table Professional" w:semiHidden="1" w:unhideWhenUsed="1"/>
+    <w:lsdException w:name="Table Subtle 1" w:semiHidden="1" w:unhideWhenUsed="1"/>
+    <w:lsdException w:name="Table Subtle 2" w:semiHidden="1" w:unhideWhenUsed="1"/>
+    <w:lsdException w:name="Table Web 1" w:semiHidden="1" w:unhideWhenUsed="1"/>
+    <w:lsdException w:name="Table Web 2" w:semiHidden="1" w:unhideWhenUsed="1"/>
+    <w:lsdException w:name="Table Web 3" w:semiHidden="1" w:unhideWhenUsed="1"/>
+    <w:lsdException w:name="Balloon Text" w:semiHidden="1" w:unhideWhenUsed="1"/>
+    <w:lsdException w:name="Table Grid" w:uiPriority="39"/>
+    <w:lsdException w:name="Table Theme" w:semiHidden="1" w:unhideWhenUsed="1"/>
+    <w:lsdException w:name="Placeholder Text" w:semiHidden="1"/>
+    <w:lsdException w:name="No Spacing" w:uiPriority="1" w:qFormat="1"/>
+    <w:lsdException w:name="Light Shading" w:uiPriority="60"/>
+    <w:lsdException w:name="Light List" w:uiPriority="61"/>
+    <w:lsdException w:name="Light Grid" w:uiPriority="62"/>
+    <w:lsdException w:name="Medium Shading 1" w:uiPriority="63"/>
+    <w:lsdException w:name="Medium Shading 2" w:uiPriority="64"/>
+    <w:lsdException w:name="Medium List 1" w:uiPriority="65"/>
+    <w:lsdException w:name="Medium List 2" w:uiPriority="66"/>
+    <w:lsdException w:name="Medium Grid 1" w:uiPriority="67"/>
+    <w:lsdException w:name="Medium Grid 2" w:uiPriority="68"/>
+    <w:lsdException w:name="Medium Grid 3" w:uiPriority="69"/>
+    <w:lsdException w:name="Dark List" w:uiPriority="70"/>
+    <w:lsdException w:name="Colorful Shading" w:uiPriority="71"/>
+    <w:lsdException w:name="Colorful List" w:uiPriority="72"/>
+    <w:lsdException w:name="Colorful Grid" w:uiPriority="73"/>
+    <w:lsdException w:name="Light Shading Accent 1" w:uiPriority="60"/>
+    <w:lsdException w:name="Light List Accent 1" w:uiPriority="61"/>
+    <w:lsdException w:name="Light Grid Accent 1" w:uiPriority="62"/>
+    <w:lsdException w:name="Medium Shading 1 Accent 1" w:uiPriority="63"/>
+    <w:lsdException w:name="Medium Shading 2 Accent 1" w:uiPriority="64"/>
+    <w:lsdException w:name="Medium List 1 Accent 1" w:uiPriority="65"/>
+    <w:lsdException w:name="Revision" w:semiHidden="1"/>
+    <w:lsdException w:name="List Paragraph" w:uiPriority="34" w:qFormat="1"/>
+    <w:lsdException w:name="Quote" w:uiPriority="29" w:qFormat="1"/>
+    <w:lsdException w:name="Intense Quote" w:uiPriority="30" w:qFormat="1"/>
+    <w:lsdException w:name="Medium List 2 Accent 1" w:uiPriority="66"/>
+    <w:lsdException w:name="Medium Grid 1 Accent 1" w:uiPriority="67"/>
+    <w:lsdException w:name="Medium Grid 2 Accent 1" w:uiPriority="68"/>
+    <w:lsdException w:name="Medium Grid 3 Accent 1" w:uiPriority="69"/>
+    <w:lsdException w:name="Dark List Accent 1" w:uiPriority="70"/>
+    <w:lsdException w:name="Colorful Shading Accent 1" w:uiPriority="71"/>
+    <w:lsdException w:name="Colorful List Accent 1" w:uiPriority="72"/>
+    <w:lsdException w:name="Colorful Grid Accent 1" w:uiPriority="73"/>
+    <w:lsdException w:name="Light Shading Accent 2" w:uiPriority="60"/>
+    <w:lsdException w:name="Light List Accent 2" w:uiPriority="61"/>
+    <w:lsdException w:name="Light Grid Accent 2" w:uiPriority="62"/>
+    <w:lsdException w:name="Medium Shading 1 Accent 2" w:uiPriority="63"/>
+    <w:lsdException w:name="Medium Shading 2 Accent 2" w:uiPriority="64"/>
+    <w:lsdException w:name="Medium List 1 Accent 2" w:uiPriority="65"/>
+    <w:lsdException w:name="Medium List 2 Accent 2" w:uiPriority="66"/>
+    <w:lsdException w:name="Medium Grid 1 Accent 2" w:uiPriority="67"/>
+    <w:lsdException w:name="Medium Grid 2 Accent 2" w:uiPriority="68"/>
+    <w:lsdException w:name="Medium Grid 3 Accent 2" w:uiPriority="69"/>
+    <w:lsdException w:name="Dark List Accent 2" w:uiPriority="70"/>
+    <w:lsdException w:name="Colorful Shading Accent 2" w:uiPriority="71"/>
+    <w:lsdException w:name="Colorful List Accent 2" w:uiPriority="72"/>
+    <w:lsdException w:name="Colorful Grid Accent 2" w:uiPriority="73"/>
+    <w:lsdException w:name="Light Shading Accent 3" w:uiPriority="60"/>
+    <w:lsdException w:name="Light List Accent 3" w:uiPriority="61"/>
+    <w:lsdException w:name="Light Grid Accent 3" w:uiPriority="62"/>
+    <w:lsdException w:name="Medium Shading 1 Accent 3" w:uiPriority="63"/>
+    <w:lsdException w:name="Medium Shading 2 Accent 3" w:uiPriority="64"/>
+    <w:lsdException w:name="Medium List 1 Accent 3" w:uiPriority="65"/>
+    <w:lsdException w:name="Medium List 2 Accent 3" w:uiPriority="66"/>
+    <w:lsdException w:name="Medium Grid 1 Accent 3" w:uiPriority="67"/>
+    <w:lsdException w:name="Medium Grid 2 Accent 3" w:uiPriority="68"/>
+    <w:lsdException w:name="Medium Grid 3 Accent 3" w:uiPriority="69"/>
+    <w:lsdException w:name="Dark List Accent 3" w:uiPriority="70"/>
+    <w:lsdException w:name="Colorful Shading Accent 3" w:uiPriority="71"/>
+    <w:lsdException w:name="Colorful List Accent 3" w:uiPriority="72"/>
+    <w:lsdException w:name="Colorful Grid Accent 3" w:uiPriority="73"/>
+    <w:lsdException w:name="Light Shading Accent 4" w:uiPriority="60"/>
+    <w:lsdException w:name="Light List Accent 4" w:uiPriority="61"/>
+    <w:lsdException w:name="Light Grid Accent 4" w:uiPriority="62"/>
+    <w:lsdException w:name="Medium Shading 1 Accent 4" w:uiPriority="63"/>
+    <w:lsdException w:name="Medium Shading 2 Accent 4" w:uiPriority="64"/>
+    <w:lsdException w:name="Medium List 1 Accent 4" w:uiPriority="65"/>
+    <w:lsdException w:name="Medium List 2 Accent 4" w:uiPriority="66"/>
+    <w:lsdException w:name="Medium Grid 1 Accent 4" w:uiPriority="67"/>
+    <w:lsdException w:name="Medium Grid 2 Accent 4" w:uiPriority="68"/>
+    <w:lsdException w:name="Medium Grid 3 Accent 4" w:uiPriority="69"/>
+    <w:lsdException w:name="Dark List Accent 4" w:uiPriority="70"/>
+    <w:lsdException w:name="Colorful Shading Accent 4" w:uiPriority="71"/>
+    <w:lsdException w:name="Colorful List Accent 4" w:uiPriority="72"/>
+    <w:lsdException w:name="Colorful Grid Accent 4" w:uiPriority="73"/>
+    <w:lsdException w:name="Light Shading Accent 5" w:uiPriority="60"/>
+    <w:lsdException w:name="Light List Accent 5" w:uiPriority="61"/>
+    <w:lsdException w:name="Light Grid Accent 5" w:uiPriority="62"/>
+    <w:lsdException w:name="Medium Shading 1 Accent 5" w:uiPriority="63"/>
+    <w:lsdException w:name="Medium Shading 2 Accent 5" w:uiPriority="64"/>
+    <w:lsdException w:name="Medium List 1 Accent 5" w:uiPriority="65"/>
+    <w:lsdException w:name="Medium List 2 Accent 5" w:uiPriority="66"/>
+    <w:lsdException w:name="Medium Grid 1 Accent 5" w:uiPriority="67"/>
+    <w:lsdException w:name="Medium Grid 2 Accent 5" w:uiPriority="68"/>
+    <w:lsdException w:name="Medium Grid 3 Accent 5" w:uiPriority="69"/>
+    <w:lsdException w:name="Dark List Accent 5" w:uiPriority="70"/>
+    <w:lsdException w:name="Colorful Shading Accent 5" w:uiPriority="71"/>
+    <w:lsdException w:name="Colorful List Accent 5" w:uiPriority="72"/>
+    <w:lsdException w:name="Colorful Grid Accent 5" w:uiPriority="73"/>
+    <w:lsdException w:name="Light Shading Accent 6" w:uiPriority="60"/>
+    <w:lsdException w:name="Light List Accent 6" w:uiPriority="61"/>
+    <w:lsdException w:name="Light Grid Accent 6" w:uiPriority="62"/>
+    <w:lsdException w:name="Medium Shading 1 Accent 6" w:uiPriority="63"/>
+    <w:lsdException w:name="Medium Shading 2 Accent 6" w:uiPriority="64"/>
+    <w:lsdException w:name="Medium List 1 Accent 6" w:uiPriority="65"/>
+    <w:lsdException w:name="Medium List 2 Accent 6" w:uiPriority="66"/>
+    <w:lsdException w:name="Medium Grid 1 Accent 6" w:uiPriority="67"/>
+    <w:lsdException w:name="Medium Grid 2 Accent 6" w:uiPriority="68"/>
+    <w:lsdException w:name="Medium Grid 3 Accent 6" w:uiPriority="69"/>
+    <w:lsdException w:name="Dark List Accent 6" w:uiPriority="70"/>
+    <w:lsdException w:name="Colorful Shading Accent 6" w:uiPriority="71"/>
+    <w:lsdException w:name="Colorful List Accent 6" w:uiPriority="72"/>
+    <w:lsdException w:name="Colorful Grid Accent 6" w:uiPriority="73"/>
+    <w:lsdException w:name="Subtle Emphasis" w:uiPriority="19" w:qFormat="1"/>
+    <w:lsdException w:name="Intense Emphasis" w:uiPriority="21" w:qFormat="1"/>
+    <w:lsdException w:name="Subtle Reference" w:uiPriority="31" w:qFormat="1"/>
+    <w:lsdException w:name="Intense Reference" w:uiPriority="32" w:qFormat="1"/>
+    <w:lsdException w:name="Book Title" w:uiPriority="33" w:qFormat="1"/>
+    <w:lsdException w:name="Bibliography" w:semiHidden="1" w:uiPriority="37" w:unhideWhenUsed="1"/>
+    <w:lsdException w:name="TOC Heading" w:semiHidden="1" w:uiPriority="39" w:unhideWhenUsed="1" w:qFormat="1"/>
+    <w:lsdException w:name="Plain Table 1" w:uiPriority="41"/>
+    <w:lsdException w:name="Plain Table 2" w:uiPriority="42"/>
+    <w:lsdException w:name="Plain Table 3" w:uiPriority="43"/>
+    <w:lsdException w:name="Plain Table 4" w:uiPriority="44"/>
+    <w:lsdException w:name="Plain Table 5" w:uiPriority="45"/>
+    <w:lsdException w:name="Grid Table Light" w:uiPriority="40"/>
+    <w:lsdException w:name="Grid Table 1 Light" w:uiPriority="46"/>
+    <w:lsdException w:name="Grid Table 2" w:uiPriority="47"/>
+    <w:lsdException w:name="Grid Table 3" w:uiPriority="48"/>
+    <w:lsdException w:name="Grid Table 4" w:uiPriority="49"/>
+    <w:lsdException w:name="Grid Table 5 Dark" w:uiPriority="50"/>
+    <w:lsdException w:name="Grid Table 6 Colorful" w:uiPriority="51"/>
+    <w:lsdException w:name="Grid Table 7 Colorful" w:uiPriority="52"/>
+    <w:lsdException w:name="Grid Table 1 Light Accent 1" w:uiPriority="46"/>
+    <w:lsdException w:name="Grid Table 2 Accent 1" w:uiPriority="47"/>
+    <w:lsdException w:name="Grid Table 3 Accent 1" w:uiPriority="48"/>
+    <w:lsdException w:name="Grid Table 4 Accent 1" w:uiPriority="49"/>
+    <w:lsdException w:name="Grid Table 5 Dark Accent 1" w:uiPriority="50"/>
+    <w:lsdException w:name="Grid Table 6 Colorful Accent 1" w:uiPriority="51"/>
+    <w:lsdException w:name="Grid Table 7 Colorful Accent 1" w:uiPriority="52"/>
+    <w:lsdException w:name="Grid Table 1 Light Accent 2" w:uiPriority="46"/>
+    <w:lsdException w:name="Grid Table 2 Accent 2" w:uiPriority="47"/>
+    <w:lsdException w:name="Grid Table 3 Accent 2" w:uiPriority="48"/>
+    <w:lsdException w:name="Grid Table 4 Accent 2" w:uiPriority="49"/>
+    <w:lsdException w:name="Grid Table 5 Dark Accent 2" w:uiPriority="50"/>
+    <w:lsdException w:name="Grid Table 6 Colorful Accent 2" w:uiPriority="51"/>
+    <w:lsdException w:name="Grid Table 7 Colorful Accent 2" w:uiPriority="52"/>
+    <w:lsdException w:name="Grid Table 1 Light Accent 3" w:uiPriority="46"/>
+    <w:lsdException w:name="Grid Table 2 Accent 3" w:uiPriority="47"/>
+    <w:lsdException w:name="Grid Table 3 Accent 3" w:uiPriority="48"/>
+    <w:lsdException w:name="Grid Table 4 Accent 3" w:uiPriority="49"/>
+    <w:lsdException w:name="Grid Table 5 Dark Accent 3" w:uiPriority="50"/>
+    <w:lsdException w:name="Grid Table 6 Colorful Accent 3" w:uiPriority="51"/>
+    <w:lsdException w:name="Grid Table 7 Colorful Accent 3" w:uiPriority="52"/>
+    <w:lsdException w:name="Grid Table 1 Light Accent 4" w:uiPriority="46"/>
+    <w:lsdException w:name="Grid Table 2 Accent 4" w:uiPriority="47"/>
+    <w:lsdException w:name="Grid Table 3 Accent 4" w:uiPriority="48"/>
+    <w:lsdException w:name="Grid Table 4 Accent 4" w:uiPriority="49"/>
+    <w:lsdException w:name="Grid Table 5 Dark Accent 4" w:uiPriority="50"/>
+    <w:lsdException w:name="Grid Table 6 Colorful Accent 4" w:uiPriority="51"/>
+    <w:lsdException w:name="Grid Table 7 Colorful Accent 4" w:uiPriority="52"/>
+    <w:lsdException w:name="Grid Table 1 Light Accent 5" w:uiPriority="46"/>
+    <w:lsdException w:name="Grid Table 2 Accent 5" w:uiPriority="47"/>
+    <w:lsdException w:name="Grid Table 3 Accent 5" w:uiPriority="48"/>
+    <w:lsdException w:name="Grid Table 4 Accent 5" w:uiPriority="49"/>
+    <w:lsdException w:name="Grid Table 5 Dark Accent 5" w:uiPriority="50"/>
+    <w:lsdException w:name="Grid Table 6 Colorful Accent 5" w:uiPriority="51"/>
+    <w:lsdException w:name="Grid Table 7 Colorful Accent 5" w:uiPriority="52"/>
+    <w:lsdException w:name="Grid Table 1 Light Accent 6" w:uiPriority="46"/>
+    <w:lsdException w:name="Grid Table 2 Accent 6" w:uiPriority="47"/>
+    <w:lsdException w:name="Grid Table 3 Accent 6" w:uiPriority="48"/>
+    <w:lsdException w:name="Grid Table 4 Accent 6" w:uiPriority="49"/>
+    <w:lsdException w:name="Grid Table 5 Dark Accent 6" w:uiPriority="50"/>
+    <w:lsdException w:name="Grid Table 6 Colorful Accent 6" w:uiPriority="51"/>
+    <w:lsdException w:name="Grid Table 7 Colorful Accent 6" w:uiPriority="52"/>
+    <w:lsdException w:name="List Table 1 Light" w:uiPriority="46"/>
+    <w:lsdException w:name="List Table 2" w:uiPriority="47"/>
+    <w:lsdException w:name="List Table 3" w:uiPriority="48"/>
+    <w:lsdException w:name="List Table 4" w:uiPriority="49"/>
+    <w:lsdException w:name="List Table 5 Dark" w:uiPriority="50"/>
+    <w:lsdException w:name="List Table 6 Colorful" w:uiPriority="51"/>
+    <w:lsdException w:name="List Table 7 Colorful" w:uiPriority="52"/>
+    <w:lsdException w:name="List Table 1 Light Accent 1" w:uiPriority="46"/>
+    <w:lsdException w:name="List Table 2 Accent 1" w:uiPriority="47"/>
+    <w:lsdException w:name="List Table 3 Accent 1" w:uiPriority="48"/>
+    <w:lsdException w:name="List Table 4 Accent 1" w:uiPriority="49"/>
+    <w:lsdException w:name="List Table 5 Dark Accent 1" w:uiPriority="50"/>
+    <w:lsdException w:name="List Table 6 Colorful Accent 1" w:uiPriority="51"/>
+    <w:lsdException w:name="List Table 7 Colorful Accent 1" w:uiPriority="52"/>
+    <w:lsdException w:name="List Table 1 Light Accent 2" w:uiPriority="46"/>
+    <w:lsdException w:name="List Table 2 Accent 2" w:uiPriority="47"/>
+    <w:lsdException w:name="List Table 3 Accent 2" w:uiPriority="48"/>
+    <w:lsdException w:name="List Table 4 Accent 2" w:uiPriority="49"/>
+    <w:lsdException w:name="List Table 5 Dark Accent 2" w:uiPriority="50"/>
+    <w:lsdException w:name="List Table 6 Colorful Accent 2" w:uiPriority="51"/>
+    <w:lsdException w:name="List Table 7 Colorful Accent 2" w:uiPriority="52"/>
+    <w:lsdException w:name="List Table 1 Light Accent 3" w:uiPriority="46"/>
+    <w:lsdException w:name="List Table 2 Accent 3" w:uiPriority="47"/>
+    <w:lsdException w:name="List Table 3 Accent 3" w:uiPriority="48"/>
+    <w:lsdException w:name="List Table 4 Accent 3" w:uiPriority="49"/>
+    <w:lsdException w:name="List Table 5 Dark Accent 3" w:uiPriority="50"/>
+    <w:lsdException w:name="List Table 6 Colorful Accent 3" w:uiPriority="51"/>
+    <w:lsdException w:name="List Table 7 Colorful Accent 3" w:uiPriority="52"/>
+    <w:lsdException w:name="List Table 1 Light Accent 4" w:uiPriority="46"/>
+    <w:lsdException w:name="List Table 2 Accent 4" w:uiPriority="47"/>
+    <w:lsdException w:name="List Table 3 Accent 4" w:uiPriority="48"/>
+    <w:lsdException w:name="List Table 4 Accent 4" w:uiPriority="49"/>
+    <w:lsdException w:name="List Table 5 Dark Accent 4" w:uiPriority="50"/>
+    <w:lsdException w:name="List Table 6 Colorful Accent 4" w:uiPriority="51"/>
+    <w:lsdException w:name="List Table 7 Colorful Accent 4" w:uiPriority="52"/>
+    <w:lsdException w:name="List Table 1 Light Accent 5" w:uiPriority="46"/>
+    <w:lsdException w:name="List Table 2 Accent 5" w:uiPriority="47"/>
+    <w:lsdException w:name="List Table 3 Accent 5" w:uiPriority="48"/>
+    <w:lsdException w:name="List Table 4 Accent 5" w:uiPriority="49"/>
+    <w:lsdException w:name="List Table 5 Dark Accent 5" w:uiPriority="50"/>
+    <w:lsdException w:name="List Table 6 Colorful Accent 5" w:uiPriority="51"/>
+    <w:lsdException w:name="List Table 7 Colorful Accent 5" w:uiPriority="52"/>
+    <w:lsdException w:name="List Table 1 Light Accent 6" w:uiPriority="46"/>
+    <w:lsdException w:name="List Table 2 Accent 6" w:uiPriority="47"/>
+    <w:lsdException w:name="List Table 3 Accent 6" w:uiPriority="48"/>
+    <w:lsdException w:name="List Table 4 Accent 6" w:uiPriority="49"/>
+    <w:lsdException w:name="List Table 5 Dark Accent 6" w:uiPriority="50"/>
+    <w:lsdException w:name="List Table 6 Colorful Accent 6" w:uiPriority="51"/>
+    <w:lsdException w:name="List Table 7 Colorful Accent 6" w:uiPriority="52"/>
+    <w:lsdException w:name="Mention" w:semiHidden="1" w:unhideWhenUsed="1"/>
+    <w:lsdException w:name="Smart Hyperlink" w:semiHidden="1" w:unhideWhenUsed="1"/>
+    <w:lsdException w:name="Hashtag" w:semiHidden="1" w:unhideWhenUsed="1"/>
+    <w:lsdException w:name="Unresolved Mention" w:semiHidden="1" w:unhideWhenUsed="1"/>
+    <w:lsdException w:name="Smart Link" w:semiHidden="1" w:unhideWhenUsed="1"/>
+  </w:latentStyles>
+  <w:style w:type="paragraph" w:default="1" w:styleId="Normal">
+    <w:name w:val="Normal"/>
+    <w:qFormat/>
   </w:style>
   <w:style w:type="paragraph" w:styleId="Heading1">
     <w:name w:val="heading 1"/>
     <w:basedOn w:val="Normal"/>
     <w:next w:val="Normal"/>
+    <w:uiPriority w:val="9"/>
+    <w:qFormat/>
     <w:pPr>
-      <w:keepNext w:val="1"/>
-      <w:keepLines w:val="1"/>
-      <w:pageBreakBefore w:val="0"/>
-      <w:spacing w:after="120" w:before="400" w:lineRule="auto"/>
+      <w:keepNext/>
+      <w:keepLines/>
+      <w:spacing w:before="400" w:after="120"/>
+      <w:outlineLvl w:val="0"/>
     </w:pPr>
     <w:rPr>
       <w:sz w:val="40"/>
@@ -2408,15 +2853,16 @@
     <w:name w:val="heading 2"/>
     <w:basedOn w:val="Normal"/>
     <w:next w:val="Normal"/>
+    <w:uiPriority w:val="9"/>
+    <w:unhideWhenUsed/>
+    <w:qFormat/>
     <w:pPr>
-      <w:keepNext w:val="1"/>
-      <w:keepLines w:val="1"/>
-      <w:pageBreakBefore w:val="0"/>
-      <w:spacing w:after="120" w:before="360" w:lineRule="auto"/>
+      <w:keepNext/>
+      <w:keepLines/>
+      <w:spacing w:before="360" w:after="120"/>
+      <w:outlineLvl w:val="1"/>
     </w:pPr>
     <w:rPr>
-      <w:b w:val="0"/>
-      <w:bCs w:val="0"/>
       <w:sz w:val="32"/>
       <w:szCs w:val="32"/>
     </w:rPr>
@@ -2425,15 +2871,16 @@
     <w:name w:val="heading 3"/>
     <w:basedOn w:val="Normal"/>
     <w:next w:val="Normal"/>
+    <w:uiPriority w:val="9"/>
+    <w:unhideWhenUsed/>
+    <w:qFormat/>
     <w:pPr>
-      <w:keepNext w:val="1"/>
-      <w:keepLines w:val="1"/>
-      <w:pageBreakBefore w:val="0"/>
-      <w:spacing w:after="80" w:before="320" w:lineRule="auto"/>
+      <w:keepNext/>
+      <w:keepLines/>
+      <w:spacing w:before="320" w:after="80"/>
+      <w:outlineLvl w:val="2"/>
     </w:pPr>
     <w:rPr>
-      <w:b w:val="0"/>
-      <w:bCs w:val="0"/>
       <w:color w:val="434343"/>
       <w:sz w:val="28"/>
       <w:szCs w:val="28"/>
@@ -2443,11 +2890,15 @@
     <w:name w:val="heading 4"/>
     <w:basedOn w:val="Normal"/>
     <w:next w:val="Normal"/>
+    <w:uiPriority w:val="9"/>
+    <w:semiHidden/>
+    <w:unhideWhenUsed/>
+    <w:qFormat/>
     <w:pPr>
-      <w:keepNext w:val="1"/>
-      <w:keepLines w:val="1"/>
-      <w:pageBreakBefore w:val="0"/>
-      <w:spacing w:after="80" w:before="280" w:lineRule="auto"/>
+      <w:keepNext/>
+      <w:keepLines/>
+      <w:spacing w:before="280" w:after="80"/>
+      <w:outlineLvl w:val="3"/>
     </w:pPr>
     <w:rPr>
       <w:color w:val="666666"/>
@@ -2459,45 +2910,88 @@
     <w:name w:val="heading 5"/>
     <w:basedOn w:val="Normal"/>
     <w:next w:val="Normal"/>
+    <w:uiPriority w:val="9"/>
+    <w:semiHidden/>
+    <w:unhideWhenUsed/>
+    <w:qFormat/>
     <w:pPr>
-      <w:keepNext w:val="1"/>
-      <w:keepLines w:val="1"/>
-      <w:pageBreakBefore w:val="0"/>
-      <w:spacing w:after="80" w:before="240" w:lineRule="auto"/>
+      <w:keepNext/>
+      <w:keepLines/>
+      <w:spacing w:before="240" w:after="80"/>
+      <w:outlineLvl w:val="4"/>
     </w:pPr>
     <w:rPr>
       <w:color w:val="666666"/>
-      <w:sz w:val="22"/>
-      <w:szCs w:val="22"/>
     </w:rPr>
   </w:style>
   <w:style w:type="paragraph" w:styleId="Heading6">
     <w:name w:val="heading 6"/>
     <w:basedOn w:val="Normal"/>
     <w:next w:val="Normal"/>
+    <w:uiPriority w:val="9"/>
+    <w:semiHidden/>
+    <w:unhideWhenUsed/>
+    <w:qFormat/>
     <w:pPr>
-      <w:keepNext w:val="1"/>
-      <w:keepLines w:val="1"/>
-      <w:pageBreakBefore w:val="0"/>
-      <w:spacing w:after="80" w:before="240" w:lineRule="auto"/>
+      <w:keepNext/>
+      <w:keepLines/>
+      <w:spacing w:before="240" w:after="80"/>
+      <w:outlineLvl w:val="5"/>
     </w:pPr>
     <w:rPr>
-      <w:i w:val="1"/>
-      <w:iCs w:val="1"/>
+      <w:i/>
+      <w:iCs/>
       <w:color w:val="666666"/>
-      <w:sz w:val="22"/>
-      <w:szCs w:val="22"/>
     </w:rPr>
+  </w:style>
+  <w:style w:type="character" w:default="1" w:styleId="DefaultParagraphFont">
+    <w:name w:val="Default Paragraph Font"/>
+    <w:uiPriority w:val="1"/>
+    <w:semiHidden/>
+    <w:unhideWhenUsed/>
+  </w:style>
+  <w:style w:type="table" w:default="1" w:styleId="TableNormal">
+    <w:name w:val="Normal Table"/>
+    <w:uiPriority w:val="99"/>
+    <w:semiHidden/>
+    <w:unhideWhenUsed/>
+    <w:tblPr>
+      <w:tblInd w:w="0" w:type="dxa"/>
+      <w:tblCellMar>
+        <w:top w:w="0" w:type="dxa"/>
+        <w:left w:w="108" w:type="dxa"/>
+        <w:bottom w:w="0" w:type="dxa"/>
+        <w:right w:w="108" w:type="dxa"/>
+      </w:tblCellMar>
+    </w:tblPr>
+  </w:style>
+  <w:style w:type="numbering" w:default="1" w:styleId="NoList">
+    <w:name w:val="No List"/>
+    <w:uiPriority w:val="99"/>
+    <w:semiHidden/>
+    <w:unhideWhenUsed/>
+  </w:style>
+  <w:style w:type="table" w:customStyle="1" w:styleId="TableNormal0">
+    <w:name w:val="TableNormal"/>
+    <w:tblPr>
+      <w:tblCellMar>
+        <w:top w:w="100" w:type="dxa"/>
+        <w:left w:w="100" w:type="dxa"/>
+        <w:bottom w:w="100" w:type="dxa"/>
+        <w:right w:w="100" w:type="dxa"/>
+      </w:tblCellMar>
+    </w:tblPr>
   </w:style>
   <w:style w:type="paragraph" w:styleId="Title">
     <w:name w:val="Title"/>
     <w:basedOn w:val="Normal"/>
     <w:next w:val="Normal"/>
+    <w:uiPriority w:val="10"/>
+    <w:qFormat/>
     <w:pPr>
-      <w:keepNext w:val="1"/>
-      <w:keepLines w:val="1"/>
-      <w:pageBreakBefore w:val="0"/>
-      <w:spacing w:after="60" w:before="0" w:lineRule="auto"/>
+      <w:keepNext/>
+      <w:keepLines/>
+      <w:spacing w:after="60"/>
     </w:pPr>
     <w:rPr>
       <w:sz w:val="52"/>
@@ -2508,64 +3002,25 @@
     <w:name w:val="Subtitle"/>
     <w:basedOn w:val="Normal"/>
     <w:next w:val="Normal"/>
+    <w:uiPriority w:val="11"/>
+    <w:qFormat/>
     <w:pPr>
-      <w:keepNext w:val="1"/>
-      <w:keepLines w:val="1"/>
-      <w:pageBreakBefore w:val="0"/>
-      <w:spacing w:after="320" w:before="0" w:lineRule="auto"/>
+      <w:keepNext/>
+      <w:keepLines/>
+      <w:spacing w:after="320"/>
     </w:pPr>
     <w:rPr>
-      <w:rFonts w:ascii="Arial" w:cs="Arial" w:eastAsia="Arial" w:hAnsi="Arial"/>
-      <w:i w:val="0"/>
-      <w:iCs w:val="0"/>
       <w:color w:val="666666"/>
       <w:sz w:val="30"/>
       <w:szCs w:val="30"/>
     </w:rPr>
   </w:style>
-  <w:style w:type="table" w:styleId="Table1">
-    <w:basedOn w:val="TableNormal"/>
+  <w:style w:type="table" w:customStyle="1" w:styleId="a">
+    <w:basedOn w:val="TableNormal0"/>
     <w:tblPr>
       <w:tblStyleRowBandSize w:val="1"/>
       <w:tblStyleColBandSize w:val="1"/>
-      <w:tblCellMar/>
     </w:tblPr>
-    <w:tblStylePr w:type="band1Horz">
-      <w:tcPr/>
-    </w:tblStylePr>
-    <w:tblStylePr w:type="band1Vert">
-      <w:tcPr/>
-    </w:tblStylePr>
-    <w:tblStylePr w:type="band2Horz">
-      <w:tcPr/>
-    </w:tblStylePr>
-    <w:tblStylePr w:type="band2Vert">
-      <w:tcPr/>
-    </w:tblStylePr>
-    <w:tblStylePr w:type="firstCol">
-      <w:tcPr/>
-    </w:tblStylePr>
-    <w:tblStylePr w:type="firstRow">
-      <w:tcPr/>
-    </w:tblStylePr>
-    <w:tblStylePr w:type="lastCol">
-      <w:tcPr/>
-    </w:tblStylePr>
-    <w:tblStylePr w:type="lastRow">
-      <w:tcPr/>
-    </w:tblStylePr>
-    <w:tblStylePr w:type="neCell">
-      <w:tcPr/>
-    </w:tblStylePr>
-    <w:tblStylePr w:type="nwCell">
-      <w:tcPr/>
-    </w:tblStylePr>
-    <w:tblStylePr w:type="seCell">
-      <w:tcPr/>
-    </w:tblStylePr>
-    <w:tblStylePr w:type="swCell">
-      <w:tcPr/>
-    </w:tblStylePr>
   </w:style>
 </w:styles>
 </file>
